--- a/p4/P4_Holiday_Program_Guide.docx
+++ b/p4/P4_Holiday_Program_Guide.docx
@@ -2848,7 +2848,7 @@
                 <w:sz w:val="20"/>
                 <w:szCs w:val="20"/>
               </w:rPr>
-              <w:t xml:space="preserve">0–10</w:t>
+              <w:t xml:space="preserve">0–8</w:t>
             </w:r>
           </w:p>
         </w:tc>
@@ -2916,7 +2916,7 @@
                 <w:sz w:val="20"/>
                 <w:szCs w:val="20"/>
               </w:rPr>
-              <w:t xml:space="preserve">A quick game from the lesson plan. Everyone joins in.</w:t>
+              <w:t xml:space="preserve">A quick game (0 to 5) and five quick questions (5 to 8). Everyone joins in.</w:t>
             </w:r>
           </w:p>
         </w:tc>
@@ -3022,7 +3022,7 @@
                 <w:sz w:val="20"/>
                 <w:szCs w:val="20"/>
               </w:rPr>
-              <w:t xml:space="preserve">10–25</w:t>
+              <w:t xml:space="preserve">8–18</w:t>
             </w:r>
           </w:p>
         </w:tc>
@@ -3196,7 +3196,7 @@
                 <w:sz w:val="20"/>
                 <w:szCs w:val="20"/>
               </w:rPr>
-              <w:t xml:space="preserve">25–35</w:t>
+              <w:t xml:space="preserve">18–30</w:t>
             </w:r>
           </w:p>
         </w:tc>
@@ -3370,7 +3370,7 @@
                 <w:sz w:val="20"/>
                 <w:szCs w:val="20"/>
               </w:rPr>
-              <w:t xml:space="preserve">35–40</w:t>
+              <w:t xml:space="preserve">30–34</w:t>
             </w:r>
           </w:p>
         </w:tc>
@@ -3544,7 +3544,7 @@
                 <w:sz w:val="20"/>
                 <w:szCs w:val="20"/>
               </w:rPr>
-              <w:t xml:space="preserve">40–70</w:t>
+              <w:t xml:space="preserve">34–80</w:t>
             </w:r>
           </w:p>
         </w:tc>
@@ -3612,7 +3612,7 @@
                 <w:sz w:val="20"/>
                 <w:szCs w:val="20"/>
               </w:rPr>
-              <w:t xml:space="preserve">Start in pairs, finish alone. Tutor asks “how do you know?” rather than giving answers.</w:t>
+              <w:t xml:space="preserve">Page 1 in pairs (34 to 50), check (50 to 53), short teaching (53 to 58), page 2 alone (58 to 76), check (76 to 80). Tutor asks “how do you know?” rather than giving answers.</w:t>
             </w:r>
           </w:p>
         </w:tc>
@@ -3718,7 +3718,7 @@
                 <w:sz w:val="20"/>
                 <w:szCs w:val="20"/>
               </w:rPr>
-              <w:t xml:space="preserve">70–80</w:t>
+              <w:t xml:space="preserve">80–85</w:t>
             </w:r>
           </w:p>
         </w:tc>
@@ -3892,7 +3892,7 @@
                 <w:sz w:val="20"/>
                 <w:szCs w:val="20"/>
               </w:rPr>
-              <w:t xml:space="preserve">80–90</w:t>
+              <w:t xml:space="preserve">85–90</w:t>
             </w:r>
           </w:p>
         </w:tc>
@@ -7437,7 +7437,7 @@
           <w:sz w:val="22"/>
           <w:szCs w:val="22"/>
         </w:rPr>
-        <w:t xml:space="preserve">2–10 min   </w:t>
+        <w:t xml:space="preserve">2–8 min   </w:t>
       </w:r>
       <w:r>
         <w:rPr>
@@ -7448,7 +7448,7 @@
           <w:sz w:val="22"/>
           <w:szCs w:val="22"/>
         </w:rPr>
-        <w:t xml:space="preserve">Warm-up</w:t>
+        <w:t xml:space="preserve">Warm-up and quick questions</w:t>
       </w:r>
     </w:p>
     <w:p>
@@ -8038,7 +8038,7 @@
           <w:sz w:val="22"/>
           <w:szCs w:val="22"/>
         </w:rPr>
-        <w:t xml:space="preserve">10–25 min   </w:t>
+        <w:t xml:space="preserve">8–18 min   </w:t>
       </w:r>
       <w:r>
         <w:rPr>
@@ -8313,7 +8313,7 @@
           <w:sz w:val="21"/>
           <w:szCs w:val="21"/>
         </w:rPr>
-        <w:t xml:space="preserve">At about minute 22, say “Pencils down” and bring the group back together. Take the three questions below, one at a time.</w:t>
+        <w:t xml:space="preserve">At about minute 16, say “Pencils down” and bring the group back together. Take the three questions below, one at a time.</w:t>
       </w:r>
     </w:p>
     <w:tbl>
@@ -8653,7 +8653,7 @@
           <w:sz w:val="22"/>
           <w:szCs w:val="22"/>
         </w:rPr>
-        <w:t xml:space="preserve">25–35 min   </w:t>
+        <w:t xml:space="preserve">18–30 min   </w:t>
       </w:r>
       <w:r>
         <w:rPr>
@@ -9078,7 +9078,7 @@
           <w:sz w:val="21"/>
           <w:szCs w:val="21"/>
         </w:rPr>
-        <w:t xml:space="preserve">Show the key idea slide at minutes 33 to 35. The “common mistakes” on that slide are for you, not the children. Watch for them during the worksheet:</w:t>
+        <w:t xml:space="preserve">Show the key idea slide at minutes 29 to 30. The “your turn” slides are optional: skip them if you are short of time. The “common mistakes” on that slide are for you, not the children. Watch for them during the worksheet:</w:t>
       </w:r>
     </w:p>
     <w:p>
@@ -9166,7 +9166,7 @@
           <w:sz w:val="22"/>
           <w:szCs w:val="22"/>
         </w:rPr>
-        <w:t xml:space="preserve">35–40 min   </w:t>
+        <w:t xml:space="preserve">30–34 min   </w:t>
       </w:r>
       <w:r>
         <w:rPr>
@@ -9229,7 +9229,7 @@
           <w:sz w:val="21"/>
           <w:szCs w:val="21"/>
         </w:rPr>
-        <w:t xml:space="preserve">Water. Toilet break for anyone who needs it. Keep it to five minutes.</w:t>
+        <w:t xml:space="preserve">Water. Toilet break for anyone who needs it. Keep it to four minutes.</w:t>
       </w:r>
     </w:p>
     <w:p>
@@ -9248,7 +9248,7 @@
           <w:sz w:val="22"/>
           <w:szCs w:val="22"/>
         </w:rPr>
-        <w:t xml:space="preserve">40–70 min   </w:t>
+        <w:t xml:space="preserve">34–80 min   </w:t>
       </w:r>
       <w:r>
         <w:rPr>
@@ -9259,7 +9259,7 @@
           <w:sz w:val="22"/>
           <w:szCs w:val="22"/>
         </w:rPr>
-        <w:t xml:space="preserve">Worksheet (pairs, then alone, then stretch)</w:t>
+        <w:t xml:space="preserve">Worksheet (pairs, then alone)</w:t>
       </w:r>
     </w:p>
     <w:p>
@@ -9285,7 +9285,7 @@
           <w:sz w:val="21"/>
           <w:szCs w:val="21"/>
         </w:rPr>
-        <w:t xml:space="preserve">Minute 40: give out the workbook. Read the title of Lesson 1 aloud. Say “Pairs first. Talk before you write.”</w:t>
+        <w:t xml:space="preserve">Minute 34: give out the workbook. Read the title of Lesson 1 aloud. Say “Pairs first. Talk before you write.”</w:t>
       </w:r>
     </w:p>
     <w:p>
@@ -9311,7 +9311,7 @@
           <w:sz w:val="21"/>
           <w:szCs w:val="21"/>
         </w:rPr>
-        <w:t xml:space="preserve">Minutes 40 to 52: pairs work together on the first page. Minutes 52 to 62: each child works alone on the second page. Minutes 62 to 70: stretch and challenge.</w:t>
+        <w:t xml:space="preserve">Minutes 34 to 50: pairs work together on the first page (online, allow about 2 minutes to move into and out of breakout rooms, or run page 1 as a whole-group screen-share). Minutes 50 to 53: check page 1 together. Minutes 53 to 58: the short teaching before page 2. Minutes 58 to 76: each child works alone on the second page. Minutes 76 to 80: check page 2 together.</w:t>
       </w:r>
     </w:p>
     <w:p>
@@ -9538,7 +9538,7 @@
           <w:sz w:val="21"/>
           <w:szCs w:val="21"/>
         </w:rPr>
-        <w:t xml:space="preserve">Early finishers: give the stretch question first, then the challenge.</w:t>
+        <w:t xml:space="preserve">Early finishers: give the stretch question first, then the challenge. The Think Harder pages and the Challenge slides have no fixed time slot: they are for early finishers and for take-home.</w:t>
       </w:r>
     </w:p>
     <w:p>
@@ -9685,7 +9685,7 @@
                 <w:sz w:val="20"/>
                 <w:szCs w:val="20"/>
               </w:rPr>
-              <w:t xml:space="preserve">Workbook Think Harder 1: How many factors does 36 have? List them in order.</w:t>
+              <w:t xml:space="preserve">Workbook Think Harder 1: How many factors does 72 have? List them in order.</w:t>
             </w:r>
           </w:p>
         </w:tc>
@@ -9718,7 +9718,7 @@
                 <w:sz w:val="20"/>
                 <w:szCs w:val="20"/>
               </w:rPr>
-              <w:t xml:space="preserve">9 factors: 1, 2, 3, 4, 6, 9, 12, 18, 36.</w:t>
+              <w:t xml:space="preserve">12 factors: 1, 2, 3, 4, 6, 8, 9, 12, 18, 24, 36, 72.</w:t>
             </w:r>
           </w:p>
         </w:tc>
@@ -10195,7 +10195,7 @@
           <w:sz w:val="22"/>
           <w:szCs w:val="22"/>
         </w:rPr>
-        <w:t xml:space="preserve">70–80 min   </w:t>
+        <w:t xml:space="preserve">80–85 min   </w:t>
       </w:r>
       <w:r>
         <w:rPr>
@@ -10486,7 +10486,7 @@
           <w:sz w:val="22"/>
           <w:szCs w:val="22"/>
         </w:rPr>
-        <w:t xml:space="preserve">80–90 min   </w:t>
+        <w:t xml:space="preserve">85–90 min   </w:t>
       </w:r>
       <w:r>
         <w:rPr>
@@ -10652,7 +10652,7 @@
                 <w:sz w:val="20"/>
                 <w:szCs w:val="20"/>
               </w:rPr>
-              <w:t xml:space="preserve">Write all the factors of 18. Then find the smallest number that is a multiple of both 4 and 9.</w:t>
+              <w:t xml:space="preserve">Write all the factors of 28. Then find the smallest number that is a multiple of both 6 and 9.</w:t>
             </w:r>
           </w:p>
         </w:tc>
@@ -10685,7 +10685,7 @@
                 <w:sz w:val="20"/>
                 <w:szCs w:val="20"/>
               </w:rPr>
-              <w:t xml:space="preserve">1, 2, 3, 6, 9, 18. The smallest common multiple of 4 and 9 is 36.</w:t>
+              <w:t xml:space="preserve">1, 2, 4, 7, 14, 28. The smallest common multiple of 6 and 9 is 18.</w:t>
             </w:r>
           </w:p>
         </w:tc>
@@ -11550,7 +11550,7 @@
           <w:sz w:val="22"/>
           <w:szCs w:val="22"/>
         </w:rPr>
-        <w:t xml:space="preserve">2–10 min   </w:t>
+        <w:t xml:space="preserve">2–8 min   </w:t>
       </w:r>
       <w:r>
         <w:rPr>
@@ -11561,7 +11561,7 @@
           <w:sz w:val="22"/>
           <w:szCs w:val="22"/>
         </w:rPr>
-        <w:t xml:space="preserve">Warm-up</w:t>
+        <w:t xml:space="preserve">Warm-up and quick questions</w:t>
       </w:r>
     </w:p>
     <w:p>
@@ -12151,7 +12151,7 @@
           <w:sz w:val="22"/>
           <w:szCs w:val="22"/>
         </w:rPr>
-        <w:t xml:space="preserve">10–25 min   </w:t>
+        <w:t xml:space="preserve">8–18 min   </w:t>
       </w:r>
       <w:r>
         <w:rPr>
@@ -12426,7 +12426,7 @@
           <w:sz w:val="21"/>
           <w:szCs w:val="21"/>
         </w:rPr>
-        <w:t xml:space="preserve">At about minute 22, say “Pencils down” and bring the group back together. Take the three questions below, one at a time.</w:t>
+        <w:t xml:space="preserve">At about minute 16, say “Pencils down” and bring the group back together. Take the three questions below, one at a time.</w:t>
       </w:r>
     </w:p>
     <w:tbl>
@@ -12766,7 +12766,7 @@
           <w:sz w:val="22"/>
           <w:szCs w:val="22"/>
         </w:rPr>
-        <w:t xml:space="preserve">25–35 min   </w:t>
+        <w:t xml:space="preserve">18–30 min   </w:t>
       </w:r>
       <w:r>
         <w:rPr>
@@ -13191,7 +13191,7 @@
           <w:sz w:val="21"/>
           <w:szCs w:val="21"/>
         </w:rPr>
-        <w:t xml:space="preserve">Show the key idea slide at minutes 33 to 35. The “common mistakes” on that slide are for you, not the children. Watch for them during the worksheet:</w:t>
+        <w:t xml:space="preserve">Show the key idea slide at minutes 29 to 30. The “your turn” slides are optional: skip them if you are short of time. The “common mistakes” on that slide are for you, not the children. Watch for them during the worksheet:</w:t>
       </w:r>
     </w:p>
     <w:p>
@@ -13279,7 +13279,7 @@
           <w:sz w:val="22"/>
           <w:szCs w:val="22"/>
         </w:rPr>
-        <w:t xml:space="preserve">35–40 min   </w:t>
+        <w:t xml:space="preserve">30–34 min   </w:t>
       </w:r>
       <w:r>
         <w:rPr>
@@ -13342,7 +13342,7 @@
           <w:sz w:val="21"/>
           <w:szCs w:val="21"/>
         </w:rPr>
-        <w:t xml:space="preserve">Water. Toilet break for anyone who needs it. Keep it to five minutes.</w:t>
+        <w:t xml:space="preserve">Water. Toilet break for anyone who needs it. Keep it to four minutes.</w:t>
       </w:r>
     </w:p>
     <w:p>
@@ -13361,7 +13361,7 @@
           <w:sz w:val="22"/>
           <w:szCs w:val="22"/>
         </w:rPr>
-        <w:t xml:space="preserve">40–70 min   </w:t>
+        <w:t xml:space="preserve">34–80 min   </w:t>
       </w:r>
       <w:r>
         <w:rPr>
@@ -13372,7 +13372,7 @@
           <w:sz w:val="22"/>
           <w:szCs w:val="22"/>
         </w:rPr>
-        <w:t xml:space="preserve">Worksheet (pairs, then alone, then stretch)</w:t>
+        <w:t xml:space="preserve">Worksheet (pairs, then alone)</w:t>
       </w:r>
     </w:p>
     <w:p>
@@ -13398,7 +13398,7 @@
           <w:sz w:val="21"/>
           <w:szCs w:val="21"/>
         </w:rPr>
-        <w:t xml:space="preserve">Minute 40: give out the workbook. Read the title of Lesson 2 aloud. Say “Pairs first. Talk before you write.”</w:t>
+        <w:t xml:space="preserve">Minute 34: give out the workbook. Read the title of Lesson 2 aloud. Say “Pairs first. Talk before you write.”</w:t>
       </w:r>
     </w:p>
     <w:p>
@@ -13424,7 +13424,7 @@
           <w:sz w:val="21"/>
           <w:szCs w:val="21"/>
         </w:rPr>
-        <w:t xml:space="preserve">Minutes 40 to 52: pairs work together on the first page. Minutes 52 to 62: each child works alone on the second page. Minutes 62 to 70: stretch and challenge.</w:t>
+        <w:t xml:space="preserve">Minutes 34 to 50: pairs work together on the first page (online, allow about 2 minutes to move into and out of breakout rooms, or run page 1 as a whole-group screen-share). Minutes 50 to 53: check page 1 together. Minutes 53 to 58: the short teaching before page 2. Minutes 58 to 76: each child works alone on the second page. Minutes 76 to 80: check page 2 together.</w:t>
       </w:r>
     </w:p>
     <w:p>
@@ -13651,7 +13651,7 @@
           <w:sz w:val="21"/>
           <w:szCs w:val="21"/>
         </w:rPr>
-        <w:t xml:space="preserve">Early finishers: give the stretch question first, then the challenge.</w:t>
+        <w:t xml:space="preserve">Early finishers: give the stretch question first, then the challenge. The Think Harder pages and the Challenge slides have no fixed time slot: they are for early finishers and for take-home.</w:t>
       </w:r>
     </w:p>
     <w:p>
@@ -13798,7 +13798,7 @@
                 <w:sz w:val="20"/>
                 <w:szCs w:val="20"/>
               </w:rPr>
-              <w:t xml:space="preserve">Workbook Think Harder 1: What is the smallest whole number that rounds to 80 000 when rounded to the nearest thousand?</w:t>
+              <w:t xml:space="preserve">Workbook Think Harder 1: I am a 5-digit number. All my digits are the same. Rounded to the nearest ten thousand, I am 60 000. Who am I?</w:t>
             </w:r>
           </w:p>
         </w:tc>
@@ -13831,7 +13831,7 @@
                 <w:sz w:val="20"/>
                 <w:szCs w:val="20"/>
               </w:rPr>
-              <w:t xml:space="preserve">79 500</w:t>
+              <w:t xml:space="preserve">55 555 (66 666 rounds to 70 000; 44 444 rounds to 40 000).</w:t>
             </w:r>
           </w:p>
         </w:tc>
@@ -14308,7 +14308,7 @@
           <w:sz w:val="22"/>
           <w:szCs w:val="22"/>
         </w:rPr>
-        <w:t xml:space="preserve">70–80 min   </w:t>
+        <w:t xml:space="preserve">80–85 min   </w:t>
       </w:r>
       <w:r>
         <w:rPr>
@@ -14599,7 +14599,7 @@
           <w:sz w:val="22"/>
           <w:szCs w:val="22"/>
         </w:rPr>
-        <w:t xml:space="preserve">80–90 min   </w:t>
+        <w:t xml:space="preserve">85–90 min   </w:t>
       </w:r>
       <w:r>
         <w:rPr>
@@ -15663,7 +15663,7 @@
           <w:sz w:val="22"/>
           <w:szCs w:val="22"/>
         </w:rPr>
-        <w:t xml:space="preserve">2–10 min   </w:t>
+        <w:t xml:space="preserve">2–8 min   </w:t>
       </w:r>
       <w:r>
         <w:rPr>
@@ -15674,7 +15674,7 @@
           <w:sz w:val="22"/>
           <w:szCs w:val="22"/>
         </w:rPr>
-        <w:t xml:space="preserve">Warm-up</w:t>
+        <w:t xml:space="preserve">Warm-up and quick questions</w:t>
       </w:r>
     </w:p>
     <w:p>
@@ -16264,7 +16264,7 @@
           <w:sz w:val="22"/>
           <w:szCs w:val="22"/>
         </w:rPr>
-        <w:t xml:space="preserve">10–25 min   </w:t>
+        <w:t xml:space="preserve">8–18 min   </w:t>
       </w:r>
       <w:r>
         <w:rPr>
@@ -16539,7 +16539,7 @@
           <w:sz w:val="21"/>
           <w:szCs w:val="21"/>
         </w:rPr>
-        <w:t xml:space="preserve">At about minute 22, say “Pencils down” and bring the group back together. Take the three questions below, one at a time.</w:t>
+        <w:t xml:space="preserve">At about minute 16, say “Pencils down” and bring the group back together. Take the three questions below, one at a time.</w:t>
       </w:r>
     </w:p>
     <w:tbl>
@@ -16879,7 +16879,7 @@
           <w:sz w:val="22"/>
           <w:szCs w:val="22"/>
         </w:rPr>
-        <w:t xml:space="preserve">25–35 min   </w:t>
+        <w:t xml:space="preserve">18–30 min   </w:t>
       </w:r>
       <w:r>
         <w:rPr>
@@ -17304,7 +17304,7 @@
           <w:sz w:val="21"/>
           <w:szCs w:val="21"/>
         </w:rPr>
-        <w:t xml:space="preserve">Show the key idea slide at minutes 33 to 35. The “common mistakes” on that slide are for you, not the children. Watch for them during the worksheet:</w:t>
+        <w:t xml:space="preserve">Show the key idea slide at minutes 29 to 30. The “your turn” slides are optional: skip them if you are short of time. The “common mistakes” on that slide are for you, not the children. Watch for them during the worksheet:</w:t>
       </w:r>
     </w:p>
     <w:p>
@@ -17392,7 +17392,7 @@
           <w:sz w:val="22"/>
           <w:szCs w:val="22"/>
         </w:rPr>
-        <w:t xml:space="preserve">35–40 min   </w:t>
+        <w:t xml:space="preserve">30–34 min   </w:t>
       </w:r>
       <w:r>
         <w:rPr>
@@ -17455,7 +17455,7 @@
           <w:sz w:val="21"/>
           <w:szCs w:val="21"/>
         </w:rPr>
-        <w:t xml:space="preserve">Water. Toilet break for anyone who needs it. Keep it to five minutes.</w:t>
+        <w:t xml:space="preserve">Water. Toilet break for anyone who needs it. Keep it to four minutes.</w:t>
       </w:r>
     </w:p>
     <w:p>
@@ -17474,7 +17474,7 @@
           <w:sz w:val="22"/>
           <w:szCs w:val="22"/>
         </w:rPr>
-        <w:t xml:space="preserve">40–70 min   </w:t>
+        <w:t xml:space="preserve">34–80 min   </w:t>
       </w:r>
       <w:r>
         <w:rPr>
@@ -17485,7 +17485,7 @@
           <w:sz w:val="22"/>
           <w:szCs w:val="22"/>
         </w:rPr>
-        <w:t xml:space="preserve">Worksheet (pairs, then alone, then stretch)</w:t>
+        <w:t xml:space="preserve">Worksheet (pairs, then alone)</w:t>
       </w:r>
     </w:p>
     <w:p>
@@ -17511,7 +17511,7 @@
           <w:sz w:val="21"/>
           <w:szCs w:val="21"/>
         </w:rPr>
-        <w:t xml:space="preserve">Minute 40: give out the workbook. Read the title of Lesson 3 aloud. Say “Pairs first. Talk before you write.”</w:t>
+        <w:t xml:space="preserve">Minute 34: give out the workbook. Read the title of Lesson 3 aloud. Say “Pairs first. Talk before you write.”</w:t>
       </w:r>
     </w:p>
     <w:p>
@@ -17537,7 +17537,7 @@
           <w:sz w:val="21"/>
           <w:szCs w:val="21"/>
         </w:rPr>
-        <w:t xml:space="preserve">Minutes 40 to 52: pairs work together on the first page. Minutes 52 to 62: each child works alone on the second page. Minutes 62 to 70: stretch and challenge.</w:t>
+        <w:t xml:space="preserve">Minutes 34 to 50: pairs work together on the first page (online, allow about 2 minutes to move into and out of breakout rooms, or run page 1 as a whole-group screen-share). Minutes 50 to 53: check page 1 together. Minutes 53 to 58: the short teaching before page 2. Minutes 58 to 76: each child works alone on the second page. Minutes 76 to 80: check page 2 together.</w:t>
       </w:r>
     </w:p>
     <w:p>
@@ -17764,7 +17764,7 @@
           <w:sz w:val="21"/>
           <w:szCs w:val="21"/>
         </w:rPr>
-        <w:t xml:space="preserve">Early finishers: give the stretch question first, then the challenge.</w:t>
+        <w:t xml:space="preserve">Early finishers: give the stretch question first, then the challenge. The Think Harder pages and the Challenge slides have no fixed time slot: they are for early finishers and for take-home.</w:t>
       </w:r>
     </w:p>
     <w:p>
@@ -17911,7 +17911,7 @@
                 <w:sz w:val="20"/>
                 <w:szCs w:val="20"/>
               </w:rPr>
-              <w:t xml:space="preserve">Workbook Think Harder 1: Work out 120 − 4 × (18 + 7).</w:t>
+              <w:t xml:space="preserve">Workbook Think Harder 1: There are 2 340 red and blue beads. There are 4 times as many blue beads as red beads. How many red beads are there?</w:t>
             </w:r>
           </w:p>
         </w:tc>
@@ -17944,7 +17944,7 @@
                 <w:sz w:val="20"/>
                 <w:szCs w:val="20"/>
               </w:rPr>
-              <w:t xml:space="preserve">20 (18 + 7 = 25, 4 × 25 = 100, 120 − 100 = 20).</w:t>
+              <w:t xml:space="preserve">468 (5 units = 2 340, 1 unit = 468).</w:t>
             </w:r>
           </w:p>
         </w:tc>
@@ -18124,7 +18124,7 @@
                 <w:sz w:val="20"/>
                 <w:szCs w:val="20"/>
               </w:rPr>
-              <w:t xml:space="preserve">Workbook Think Harder 4: I think of a number. I multiply it by 8 and then take away 15. The answer is 425. What is my number?</w:t>
+              <w:t xml:space="preserve">Workbook Think Harder 4: Think of a number. Multiply it by 5. Add 35. Divide by 5. Take away the number you started with. The answer is always 7. Explain why it always works. A bar model can help.</w:t>
             </w:r>
           </w:p>
         </w:tc>
@@ -18157,7 +18157,7 @@
                 <w:sz w:val="20"/>
                 <w:szCs w:val="20"/>
               </w:rPr>
-              <w:t xml:space="preserve">55 (425 + 15 = 440, 440 ÷ 8 = 55).</w:t>
+              <w:t xml:space="preserve">Multiplying by 5 and then dividing by 5 gets back to your number. The 35 divided by 5 adds 7. Taking away your number leaves the 7. So the answer is always 7.</w:t>
             </w:r>
           </w:p>
         </w:tc>
@@ -18421,7 +18421,7 @@
           <w:sz w:val="22"/>
           <w:szCs w:val="22"/>
         </w:rPr>
-        <w:t xml:space="preserve">70–80 min   </w:t>
+        <w:t xml:space="preserve">80–85 min   </w:t>
       </w:r>
       <w:r>
         <w:rPr>
@@ -18712,7 +18712,7 @@
           <w:sz w:val="22"/>
           <w:szCs w:val="22"/>
         </w:rPr>
-        <w:t xml:space="preserve">80–90 min   </w:t>
+        <w:t xml:space="preserve">85–90 min   </w:t>
       </w:r>
       <w:r>
         <w:rPr>
@@ -19185,7 +19185,7 @@
           <w:sz w:val="20"/>
           <w:szCs w:val="20"/>
         </w:rPr>
-        <w:t xml:space="preserve">The answer is always 7 (for example 3: 15, 50, 10, 7). (a) It is always 7.  (b) Multiplying by 5 and then dividing by 5 gets you back to your number. The 35 is shared into 5 groups too, so you get your number and 7 more. Taking away your number leaves 7.</w:t>
+        <w:t xml:space="preserve">The answer is always 7 (for example 3: 15, 50, 10, 7). (a) It is always 7.  (b) Blanks: number, 7, 7. Multiplying by 5 and then dividing by 5 gets you back to your number. The 35 divided by 5 adds 7. Taking away your number leaves 7.</w:t>
       </w:r>
     </w:p>
     <w:p>
@@ -19801,7 +19801,7 @@
           <w:sz w:val="22"/>
           <w:szCs w:val="22"/>
         </w:rPr>
-        <w:t xml:space="preserve">2–10 min   </w:t>
+        <w:t xml:space="preserve">2–8 min   </w:t>
       </w:r>
       <w:r>
         <w:rPr>
@@ -19812,7 +19812,7 @@
           <w:sz w:val="22"/>
           <w:szCs w:val="22"/>
         </w:rPr>
-        <w:t xml:space="preserve">Warm-up</w:t>
+        <w:t xml:space="preserve">Warm-up and quick questions</w:t>
       </w:r>
     </w:p>
     <w:p>
@@ -20402,7 +20402,7 @@
           <w:sz w:val="22"/>
           <w:szCs w:val="22"/>
         </w:rPr>
-        <w:t xml:space="preserve">10–25 min   </w:t>
+        <w:t xml:space="preserve">8–18 min   </w:t>
       </w:r>
       <w:r>
         <w:rPr>
@@ -20677,7 +20677,7 @@
           <w:sz w:val="21"/>
           <w:szCs w:val="21"/>
         </w:rPr>
-        <w:t xml:space="preserve">At about minute 22, say “Pencils down” and bring the group back together. Take the three questions below, one at a time.</w:t>
+        <w:t xml:space="preserve">At about minute 16, say “Pencils down” and bring the group back together. Take the three questions below, one at a time.</w:t>
       </w:r>
     </w:p>
     <w:tbl>
@@ -21017,7 +21017,7 @@
           <w:sz w:val="22"/>
           <w:szCs w:val="22"/>
         </w:rPr>
-        <w:t xml:space="preserve">25–35 min   </w:t>
+        <w:t xml:space="preserve">18–30 min   </w:t>
       </w:r>
       <w:r>
         <w:rPr>
@@ -21442,7 +21442,7 @@
           <w:sz w:val="21"/>
           <w:szCs w:val="21"/>
         </w:rPr>
-        <w:t xml:space="preserve">Show the key idea slide at minutes 33 to 35. The “common mistakes” on that slide are for you, not the children. Watch for them during the worksheet:</w:t>
+        <w:t xml:space="preserve">Show the key idea slide at minutes 29 to 30. The “your turn” slides are optional: skip them if you are short of time. The “common mistakes” on that slide are for you, not the children. Watch for them during the worksheet:</w:t>
       </w:r>
     </w:p>
     <w:p>
@@ -21530,7 +21530,7 @@
           <w:sz w:val="22"/>
           <w:szCs w:val="22"/>
         </w:rPr>
-        <w:t xml:space="preserve">35–40 min   </w:t>
+        <w:t xml:space="preserve">30–34 min   </w:t>
       </w:r>
       <w:r>
         <w:rPr>
@@ -21593,7 +21593,7 @@
           <w:sz w:val="21"/>
           <w:szCs w:val="21"/>
         </w:rPr>
-        <w:t xml:space="preserve">Water. Toilet break for anyone who needs it. Keep it to five minutes.</w:t>
+        <w:t xml:space="preserve">Water. Toilet break for anyone who needs it. Keep it to four minutes.</w:t>
       </w:r>
     </w:p>
     <w:p>
@@ -21612,7 +21612,7 @@
           <w:sz w:val="22"/>
           <w:szCs w:val="22"/>
         </w:rPr>
-        <w:t xml:space="preserve">40–70 min   </w:t>
+        <w:t xml:space="preserve">34–80 min   </w:t>
       </w:r>
       <w:r>
         <w:rPr>
@@ -21623,7 +21623,7 @@
           <w:sz w:val="22"/>
           <w:szCs w:val="22"/>
         </w:rPr>
-        <w:t xml:space="preserve">Worksheet (pairs, then alone, then stretch)</w:t>
+        <w:t xml:space="preserve">Worksheet (pairs, then alone)</w:t>
       </w:r>
     </w:p>
     <w:p>
@@ -21649,7 +21649,7 @@
           <w:sz w:val="21"/>
           <w:szCs w:val="21"/>
         </w:rPr>
-        <w:t xml:space="preserve">Minute 40: give out the workbook. Read the title of Lesson 4 aloud. Say “Pairs first. Talk before you write.”</w:t>
+        <w:t xml:space="preserve">Minute 34: give out the workbook. Read the title of Lesson 4 aloud. Say “Pairs first. Talk before you write.”</w:t>
       </w:r>
     </w:p>
     <w:p>
@@ -21675,7 +21675,7 @@
           <w:sz w:val="21"/>
           <w:szCs w:val="21"/>
         </w:rPr>
-        <w:t xml:space="preserve">Minutes 40 to 52: pairs work together on the first page. Minutes 52 to 62: each child works alone on the second page. Minutes 62 to 70: stretch and challenge.</w:t>
+        <w:t xml:space="preserve">Minutes 34 to 50: pairs work together on the first page (online, allow about 2 minutes to move into and out of breakout rooms, or run page 1 as a whole-group screen-share). Minutes 50 to 53: check page 1 together. Minutes 53 to 58: the short teaching before page 2. Minutes 58 to 76: each child works alone on the second page. Minutes 76 to 80: check page 2 together.</w:t>
       </w:r>
     </w:p>
     <w:p>
@@ -21902,7 +21902,7 @@
           <w:sz w:val="21"/>
           <w:szCs w:val="21"/>
         </w:rPr>
-        <w:t xml:space="preserve">Early finishers: give the stretch question first, then the challenge.</w:t>
+        <w:t xml:space="preserve">Early finishers: give the stretch question first, then the challenge. The Think Harder pages and the Challenge slides have no fixed time slot: they are for early finishers and for take-home.</w:t>
       </w:r>
     </w:p>
     <w:p>
@@ -22049,7 +22049,7 @@
                 <w:sz w:val="20"/>
                 <w:szCs w:val="20"/>
               </w:rPr>
-              <w:t xml:space="preserve">Workbook Think Harder 1: How many quarters are there in 4 3/4?</w:t>
+              <w:t xml:space="preserve">Workbook Think Harder 1: Ben ate 7/4 pizzas and Ravi ate 1 5/8 pizzas. Who ate more?</w:t>
             </w:r>
           </w:p>
         </w:tc>
@@ -22082,7 +22082,7 @@
                 <w:sz w:val="20"/>
                 <w:szCs w:val="20"/>
               </w:rPr>
-              <w:t xml:space="preserve">19 (4 wholes = 16 quarters, plus 3).</w:t>
+              <w:t xml:space="preserve">Ben. 7/4 = 14/8 = 1 6/8, which is more than 1 5/8.</w:t>
             </w:r>
           </w:p>
         </w:tc>
@@ -22262,7 +22262,7 @@
                 <w:sz w:val="20"/>
                 <w:szCs w:val="20"/>
               </w:rPr>
-              <w:t xml:space="preserve">Workbook Think Harder 4: 2/5 of a number is 16. What is the number?</w:t>
+              <w:t xml:space="preserve">Workbook Think Harder 4: Who am I? I am an improper fraction. My denominator is 6. I am between 2 and 3. My numerator is an odd number. I am closer to 3 than to 2. Make a list, then cross out the ones that do not fit.</w:t>
             </w:r>
           </w:p>
         </w:tc>
@@ -22295,7 +22295,7 @@
                 <w:sz w:val="20"/>
                 <w:szCs w:val="20"/>
               </w:rPr>
-              <w:t xml:space="preserve">40 (2 units = 16, 1 unit = 8, 5 units = 40).</w:t>
+              <w:t xml:space="preserve">17/6 = 2 5/6. Between 2 and 3: 13/6, 14/6, 15/6, 16/6, 17/6. Odd numerators: 13/6, 15/6, 17/6. 15/6 = 2 1/2 is exactly in the middle and 13/6 is closer to 2, so only 17/6 is closer to 3.</w:t>
             </w:r>
           </w:p>
         </w:tc>
@@ -22559,7 +22559,7 @@
           <w:sz w:val="22"/>
           <w:szCs w:val="22"/>
         </w:rPr>
-        <w:t xml:space="preserve">70–80 min   </w:t>
+        <w:t xml:space="preserve">80–85 min   </w:t>
       </w:r>
       <w:r>
         <w:rPr>
@@ -22850,7 +22850,7 @@
           <w:sz w:val="22"/>
           <w:szCs w:val="22"/>
         </w:rPr>
-        <w:t xml:space="preserve">80–90 min   </w:t>
+        <w:t xml:space="preserve">85–90 min   </w:t>
       </w:r>
       <w:r>
         <w:rPr>
@@ -23353,31 +23353,6 @@
     </w:p>
     <w:p>
       <w:pPr>
-        <w:keepLines/>
-        <w:spacing w:after="50" w:before="0" w:line="270" w:lineRule="auto"/>
-        <w:ind w:left="240"/>
-      </w:pPr>
-      <w:r>
-        <w:rPr>
-          <w:rFonts w:ascii="Arial" w:cs="Arial" w:eastAsia="Arial" w:hAnsi="Arial"/>
-          <w:b/>
-          <w:bCs/>
-          <w:sz w:val="20"/>
-          <w:szCs w:val="20"/>
-        </w:rPr>
-        <w:t xml:space="preserve">Q7  </w:t>
-      </w:r>
-      <w:r>
-        <w:rPr>
-          <w:rFonts w:ascii="Arial" w:cs="Arial" w:eastAsia="Arial" w:hAnsi="Arial"/>
-          <w:sz w:val="20"/>
-          <w:szCs w:val="20"/>
-        </w:rPr>
-        <w:t xml:space="preserve">17/6 = 2 5/6. Between 2 and 3: 13/6, 14/6, 15/6, 16/6, 17/6. Odd numerators: 13/6, 15/6, 17/6. 15/6 = 2 1/2 is exactly in the middle and 13/6 is closer to 2, so only 17/6 is closer to 3.</w:t>
-      </w:r>
-    </w:p>
-    <w:p>
-      <w:pPr>
         <w:keepNext/>
         <w:keepLines/>
         <w:pageBreakBefore/>
@@ -23939,7 +23914,7 @@
           <w:sz w:val="22"/>
           <w:szCs w:val="22"/>
         </w:rPr>
-        <w:t xml:space="preserve">2–10 min   </w:t>
+        <w:t xml:space="preserve">2–8 min   </w:t>
       </w:r>
       <w:r>
         <w:rPr>
@@ -23950,7 +23925,7 @@
           <w:sz w:val="22"/>
           <w:szCs w:val="22"/>
         </w:rPr>
-        <w:t xml:space="preserve">Warm-up</w:t>
+        <w:t xml:space="preserve">Warm-up and quick questions</w:t>
       </w:r>
     </w:p>
     <w:p>
@@ -24540,7 +24515,7 @@
           <w:sz w:val="22"/>
           <w:szCs w:val="22"/>
         </w:rPr>
-        <w:t xml:space="preserve">10–25 min   </w:t>
+        <w:t xml:space="preserve">8–18 min   </w:t>
       </w:r>
       <w:r>
         <w:rPr>
@@ -24815,7 +24790,7 @@
           <w:sz w:val="21"/>
           <w:szCs w:val="21"/>
         </w:rPr>
-        <w:t xml:space="preserve">At about minute 22, say “Pencils down” and bring the group back together. Take the three questions below, one at a time.</w:t>
+        <w:t xml:space="preserve">At about minute 16, say “Pencils down” and bring the group back together. Take the three questions below, one at a time.</w:t>
       </w:r>
     </w:p>
     <w:tbl>
@@ -25155,7 +25130,7 @@
           <w:sz w:val="22"/>
           <w:szCs w:val="22"/>
         </w:rPr>
-        <w:t xml:space="preserve">25–35 min   </w:t>
+        <w:t xml:space="preserve">18–30 min   </w:t>
       </w:r>
       <w:r>
         <w:rPr>
@@ -25580,7 +25555,7 @@
           <w:sz w:val="21"/>
           <w:szCs w:val="21"/>
         </w:rPr>
-        <w:t xml:space="preserve">Show the key idea slide at minutes 33 to 35. The “common mistakes” on that slide are for you, not the children. Watch for them during the worksheet:</w:t>
+        <w:t xml:space="preserve">Show the key idea slide at minutes 29 to 30. The “your turn” slides are optional: skip them if you are short of time. The “common mistakes” on that slide are for you, not the children. Watch for them during the worksheet:</w:t>
       </w:r>
     </w:p>
     <w:p>
@@ -25668,7 +25643,7 @@
           <w:sz w:val="22"/>
           <w:szCs w:val="22"/>
         </w:rPr>
-        <w:t xml:space="preserve">35–40 min   </w:t>
+        <w:t xml:space="preserve">30–34 min   </w:t>
       </w:r>
       <w:r>
         <w:rPr>
@@ -25731,7 +25706,7 @@
           <w:sz w:val="21"/>
           <w:szCs w:val="21"/>
         </w:rPr>
-        <w:t xml:space="preserve">Water. Toilet break for anyone who needs it. Keep it to five minutes.</w:t>
+        <w:t xml:space="preserve">Water. Toilet break for anyone who needs it. Keep it to four minutes.</w:t>
       </w:r>
     </w:p>
     <w:p>
@@ -25750,7 +25725,7 @@
           <w:sz w:val="22"/>
           <w:szCs w:val="22"/>
         </w:rPr>
-        <w:t xml:space="preserve">40–70 min   </w:t>
+        <w:t xml:space="preserve">34–80 min   </w:t>
       </w:r>
       <w:r>
         <w:rPr>
@@ -25761,7 +25736,7 @@
           <w:sz w:val="22"/>
           <w:szCs w:val="22"/>
         </w:rPr>
-        <w:t xml:space="preserve">Worksheet (pairs, then alone, then stretch)</w:t>
+        <w:t xml:space="preserve">Worksheet (pairs, then alone)</w:t>
       </w:r>
     </w:p>
     <w:p>
@@ -25787,7 +25762,7 @@
           <w:sz w:val="21"/>
           <w:szCs w:val="21"/>
         </w:rPr>
-        <w:t xml:space="preserve">Minute 40: give out the workbook. Read the title of Lesson 5 aloud. Say “Pairs first. Talk before you write.”</w:t>
+        <w:t xml:space="preserve">Minute 34: give out the workbook. Read the title of Lesson 5 aloud. Say “Pairs first. Talk before you write.”</w:t>
       </w:r>
     </w:p>
     <w:p>
@@ -25813,7 +25788,7 @@
           <w:sz w:val="21"/>
           <w:szCs w:val="21"/>
         </w:rPr>
-        <w:t xml:space="preserve">Minutes 40 to 52: pairs work together on the first page. Minutes 52 to 62: each child works alone on the second page. Minutes 62 to 70: stretch and challenge.</w:t>
+        <w:t xml:space="preserve">Minutes 34 to 50: pairs work together on the first page (online, allow about 2 minutes to move into and out of breakout rooms, or run page 1 as a whole-group screen-share). Minutes 50 to 53: check page 1 together. Minutes 53 to 58: the short teaching before page 2. Minutes 58 to 76: each child works alone on the second page. Minutes 76 to 80: check page 2 together.</w:t>
       </w:r>
     </w:p>
     <w:p>
@@ -26040,7 +26015,7 @@
           <w:sz w:val="21"/>
           <w:szCs w:val="21"/>
         </w:rPr>
-        <w:t xml:space="preserve">Early finishers: give the stretch question first, then the challenge.</w:t>
+        <w:t xml:space="preserve">Early finishers: give the stretch question first, then the challenge. The Think Harder pages and the Challenge slides have no fixed time slot: they are for early finishers and for take-home.</w:t>
       </w:r>
     </w:p>
     <w:p>
@@ -26187,7 +26162,7 @@
                 <w:sz w:val="20"/>
                 <w:szCs w:val="20"/>
               </w:rPr>
-              <w:t xml:space="preserve">Workbook Think Harder 1: Write these in order, smallest first: 0.6, 0.066, 0.606, 0.66, 0.06</w:t>
+              <w:t xml:space="preserve">Workbook Think Harder 1: Find ALL the digits that can go in the box: 3.□5 &lt; 3.42</w:t>
             </w:r>
           </w:p>
         </w:tc>
@@ -26220,7 +26195,7 @@
                 <w:sz w:val="20"/>
                 <w:szCs w:val="20"/>
               </w:rPr>
-              <w:t xml:space="preserve">0.06, 0.066, 0.6, 0.606, 0.66 (as 0.060, 0.066, 0.600, 0.606, 0.660)</w:t>
+              <w:t xml:space="preserve">0, 1, 2 and 3 (3.45 is more than 3.42)</w:t>
             </w:r>
           </w:p>
         </w:tc>
@@ -26697,7 +26672,7 @@
           <w:sz w:val="22"/>
           <w:szCs w:val="22"/>
         </w:rPr>
-        <w:t xml:space="preserve">70–80 min   </w:t>
+        <w:t xml:space="preserve">80–85 min   </w:t>
       </w:r>
       <w:r>
         <w:rPr>
@@ -26988,7 +26963,7 @@
           <w:sz w:val="22"/>
           <w:szCs w:val="22"/>
         </w:rPr>
-        <w:t xml:space="preserve">80–90 min   </w:t>
+        <w:t xml:space="preserve">85–90 min   </w:t>
       </w:r>
       <w:r>
         <w:rPr>
@@ -28049,7 +28024,7 @@
           <w:sz w:val="22"/>
           <w:szCs w:val="22"/>
         </w:rPr>
-        <w:t xml:space="preserve">2–10 min   </w:t>
+        <w:t xml:space="preserve">2–8 min   </w:t>
       </w:r>
       <w:r>
         <w:rPr>
@@ -28060,7 +28035,7 @@
           <w:sz w:val="22"/>
           <w:szCs w:val="22"/>
         </w:rPr>
-        <w:t xml:space="preserve">Warm-up</w:t>
+        <w:t xml:space="preserve">Warm-up and quick questions</w:t>
       </w:r>
     </w:p>
     <w:p>
@@ -28650,7 +28625,7 @@
           <w:sz w:val="22"/>
           <w:szCs w:val="22"/>
         </w:rPr>
-        <w:t xml:space="preserve">10–25 min   </w:t>
+        <w:t xml:space="preserve">8–18 min   </w:t>
       </w:r>
       <w:r>
         <w:rPr>
@@ -28925,7 +28900,7 @@
           <w:sz w:val="21"/>
           <w:szCs w:val="21"/>
         </w:rPr>
-        <w:t xml:space="preserve">At about minute 22, say “Pencils down” and bring the group back together. Take the three questions below, one at a time.</w:t>
+        <w:t xml:space="preserve">At about minute 16, say “Pencils down” and bring the group back together. Take the three questions below, one at a time.</w:t>
       </w:r>
     </w:p>
     <w:tbl>
@@ -29265,7 +29240,7 @@
           <w:sz w:val="22"/>
           <w:szCs w:val="22"/>
         </w:rPr>
-        <w:t xml:space="preserve">25–35 min   </w:t>
+        <w:t xml:space="preserve">18–30 min   </w:t>
       </w:r>
       <w:r>
         <w:rPr>
@@ -29690,7 +29665,7 @@
           <w:sz w:val="21"/>
           <w:szCs w:val="21"/>
         </w:rPr>
-        <w:t xml:space="preserve">Show the key idea slide at minutes 33 to 35. The “common mistakes” on that slide are for you, not the children. Watch for them during the worksheet:</w:t>
+        <w:t xml:space="preserve">Show the key idea slide at minutes 29 to 30. The “your turn” slides are optional: skip them if you are short of time. The “common mistakes” on that slide are for you, not the children. Watch for them during the worksheet:</w:t>
       </w:r>
     </w:p>
     <w:p>
@@ -29778,7 +29753,7 @@
           <w:sz w:val="22"/>
           <w:szCs w:val="22"/>
         </w:rPr>
-        <w:t xml:space="preserve">35–40 min   </w:t>
+        <w:t xml:space="preserve">30–34 min   </w:t>
       </w:r>
       <w:r>
         <w:rPr>
@@ -29841,7 +29816,7 @@
           <w:sz w:val="21"/>
           <w:szCs w:val="21"/>
         </w:rPr>
-        <w:t xml:space="preserve">Water. Toilet break for anyone who needs it. Keep it to five minutes.</w:t>
+        <w:t xml:space="preserve">Water. Toilet break for anyone who needs it. Keep it to four minutes.</w:t>
       </w:r>
     </w:p>
     <w:p>
@@ -29860,7 +29835,7 @@
           <w:sz w:val="22"/>
           <w:szCs w:val="22"/>
         </w:rPr>
-        <w:t xml:space="preserve">40–70 min   </w:t>
+        <w:t xml:space="preserve">34–80 min   </w:t>
       </w:r>
       <w:r>
         <w:rPr>
@@ -29871,7 +29846,7 @@
           <w:sz w:val="22"/>
           <w:szCs w:val="22"/>
         </w:rPr>
-        <w:t xml:space="preserve">Worksheet (pairs, then alone, then stretch)</w:t>
+        <w:t xml:space="preserve">Worksheet (pairs, then alone)</w:t>
       </w:r>
     </w:p>
     <w:p>
@@ -29897,7 +29872,7 @@
           <w:sz w:val="21"/>
           <w:szCs w:val="21"/>
         </w:rPr>
-        <w:t xml:space="preserve">Minute 40: give out the workbook. Read the title of Lesson 6 aloud. Say “Pairs first. Talk before you write.”</w:t>
+        <w:t xml:space="preserve">Minute 34: give out the workbook. Read the title of Lesson 6 aloud. Say “Pairs first. Talk before you write.”</w:t>
       </w:r>
     </w:p>
     <w:p>
@@ -29923,7 +29898,7 @@
           <w:sz w:val="21"/>
           <w:szCs w:val="21"/>
         </w:rPr>
-        <w:t xml:space="preserve">Minutes 40 to 52: pairs work together on the first page. Minutes 52 to 62: each child works alone on the second page. Minutes 62 to 70: stretch and challenge.</w:t>
+        <w:t xml:space="preserve">Minutes 34 to 50: pairs work together on the first page (online, allow about 2 minutes to move into and out of breakout rooms, or run page 1 as a whole-group screen-share). Minutes 50 to 53: check page 1 together. Minutes 53 to 58: the short teaching before page 2. Minutes 58 to 76: each child works alone on the second page. Minutes 76 to 80: check page 2 together.</w:t>
       </w:r>
     </w:p>
     <w:p>
@@ -30150,7 +30125,7 @@
           <w:sz w:val="21"/>
           <w:szCs w:val="21"/>
         </w:rPr>
-        <w:t xml:space="preserve">Early finishers: give the stretch question first, then the challenge.</w:t>
+        <w:t xml:space="preserve">Early finishers: give the stretch question first, then the challenge. The Think Harder pages and the Challenge slides have no fixed time slot: they are for early finishers and for take-home.</w:t>
       </w:r>
     </w:p>
     <w:p>
@@ -30510,7 +30485,7 @@
                 <w:sz w:val="20"/>
                 <w:szCs w:val="20"/>
               </w:rPr>
-              <w:t xml:space="preserve">Workbook Think Harder 4: The corner of a square is cut into two angles. One angle is 4 times as big as the other. Find both angles.</w:t>
+              <w:t xml:space="preserve">Workbook Think Harder 4: A robot starts facing N. Ben wants it to turn from N to W using two DIFFERENT cards from:  45° clockwise,  90° clockwise,  135° anticlockwise,  180°.  Find ALL the pairs that work.</w:t>
             </w:r>
           </w:p>
         </w:tc>
@@ -30543,7 +30518,7 @@
                 <w:sz w:val="20"/>
                 <w:szCs w:val="20"/>
               </w:rPr>
-              <w:t xml:space="preserve">18° and 72° (5 equal parts make 90°, so one part is 18°)</w:t>
+              <w:t xml:space="preserve">Two ways: 45° clockwise and 135° anticlockwise; or 90° clockwise and 180°.</w:t>
             </w:r>
           </w:p>
         </w:tc>
@@ -30723,7 +30698,7 @@
                 <w:sz w:val="20"/>
                 <w:szCs w:val="20"/>
               </w:rPr>
-              <w:t xml:space="preserve">Workbook Challenge 7: Two squares share one corner and overlap. The angle between their outside sides is 160°. What is the angle where they overlap?</w:t>
+              <w:t xml:space="preserve">Workbook Challenge 7: Two squares share one corner O and overlap, like Q5(c). The angle covered by both squares together (from the outside side of one square to the outside side of the other) is 160°. What is the angle where the squares overlap?</w:t>
             </w:r>
           </w:p>
         </w:tc>
@@ -30807,7 +30782,7 @@
           <w:sz w:val="22"/>
           <w:szCs w:val="22"/>
         </w:rPr>
-        <w:t xml:space="preserve">70–80 min   </w:t>
+        <w:t xml:space="preserve">80–85 min   </w:t>
       </w:r>
       <w:r>
         <w:rPr>
@@ -31098,7 +31073,7 @@
           <w:sz w:val="22"/>
           <w:szCs w:val="22"/>
         </w:rPr>
-        <w:t xml:space="preserve">80–90 min   </w:t>
+        <w:t xml:space="preserve">85–90 min   </w:t>
       </w:r>
       <w:r>
         <w:rPr>
@@ -31493,7 +31468,7 @@
           <w:sz w:val="20"/>
           <w:szCs w:val="20"/>
         </w:rPr>
-        <w:t xml:space="preserve">(a) 120°  (b) 150°  (c) 1 o’clock and 11 o’clock  (d) 150° (25 minutes × 6°)</w:t>
+        <w:t xml:space="preserve">(a) 120°  (b) 150°  (c) 1 o’clock and 11 o’clock</w:t>
       </w:r>
     </w:p>
     <w:p>
@@ -31543,7 +31518,7 @@
           <w:sz w:val="20"/>
           <w:szCs w:val="20"/>
         </w:rPr>
-        <w:t xml:space="preserve">(a) ∠a = 32° (90° − 58°)  (b) ∠b = 27° (90° − 15° − 48°)  (c) ∠c = 150° (90° + 90° − 30°)</w:t>
+        <w:t xml:space="preserve">(a) ∠a = 32° (90° − 58°)  (b) ∠b = 27° (90° − 15° − 48°)  (c) ∠c = 150° (90° + 90° − 30°; the 30° overlap is counted twice)</w:t>
       </w:r>
     </w:p>
     <w:p>
@@ -31568,7 +31543,7 @@
           <w:sz w:val="20"/>
           <w:szCs w:val="20"/>
         </w:rPr>
-        <w:t xml:space="preserve">(a) SW (N → E → NE → SW)  (b) Two ways: 45° clockwise and 135° anticlockwise; or 90° clockwise and 180°.</w:t>
+        <w:t xml:space="preserve">(a) SW (N → E → NE → SW)</w:t>
       </w:r>
     </w:p>
     <w:p>
@@ -32134,7 +32109,7 @@
           <w:sz w:val="22"/>
           <w:szCs w:val="22"/>
         </w:rPr>
-        <w:t xml:space="preserve">2–10 min   </w:t>
+        <w:t xml:space="preserve">2–8 min   </w:t>
       </w:r>
       <w:r>
         <w:rPr>
@@ -32145,7 +32120,7 @@
           <w:sz w:val="22"/>
           <w:szCs w:val="22"/>
         </w:rPr>
-        <w:t xml:space="preserve">Warm-up</w:t>
+        <w:t xml:space="preserve">Warm-up and quick questions</w:t>
       </w:r>
     </w:p>
     <w:p>
@@ -32735,7 +32710,7 @@
           <w:sz w:val="22"/>
           <w:szCs w:val="22"/>
         </w:rPr>
-        <w:t xml:space="preserve">10–25 min   </w:t>
+        <w:t xml:space="preserve">8–18 min   </w:t>
       </w:r>
       <w:r>
         <w:rPr>
@@ -33010,7 +32985,7 @@
           <w:sz w:val="21"/>
           <w:szCs w:val="21"/>
         </w:rPr>
-        <w:t xml:space="preserve">At about minute 22, say “Pencils down” and bring the group back together. Take the three questions below, one at a time.</w:t>
+        <w:t xml:space="preserve">At about minute 16, say “Pencils down” and bring the group back together. Take the three questions below, one at a time.</w:t>
       </w:r>
     </w:p>
     <w:tbl>
@@ -33350,7 +33325,7 @@
           <w:sz w:val="22"/>
           <w:szCs w:val="22"/>
         </w:rPr>
-        <w:t xml:space="preserve">25–35 min   </w:t>
+        <w:t xml:space="preserve">18–30 min   </w:t>
       </w:r>
       <w:r>
         <w:rPr>
@@ -33803,7 +33778,7 @@
           <w:sz w:val="21"/>
           <w:szCs w:val="21"/>
         </w:rPr>
-        <w:t xml:space="preserve">Show the key idea slide at minutes 33 to 35. The “common mistakes” on that slide are for you, not the children. Watch for them during the worksheet:</w:t>
+        <w:t xml:space="preserve">Show the key idea slide at minutes 29 to 30. The “your turn” slides are optional: skip them if you are short of time. The “common mistakes” on that slide are for you, not the children. Watch for them during the worksheet:</w:t>
       </w:r>
     </w:p>
     <w:p>
@@ -33891,7 +33866,7 @@
           <w:sz w:val="22"/>
           <w:szCs w:val="22"/>
         </w:rPr>
-        <w:t xml:space="preserve">35–40 min   </w:t>
+        <w:t xml:space="preserve">30–34 min   </w:t>
       </w:r>
       <w:r>
         <w:rPr>
@@ -33954,7 +33929,7 @@
           <w:sz w:val="21"/>
           <w:szCs w:val="21"/>
         </w:rPr>
-        <w:t xml:space="preserve">Water. Toilet break for anyone who needs it. Keep it to five minutes.</w:t>
+        <w:t xml:space="preserve">Water. Toilet break for anyone who needs it. Keep it to four minutes.</w:t>
       </w:r>
     </w:p>
     <w:p>
@@ -33973,7 +33948,7 @@
           <w:sz w:val="22"/>
           <w:szCs w:val="22"/>
         </w:rPr>
-        <w:t xml:space="preserve">40–70 min   </w:t>
+        <w:t xml:space="preserve">34–80 min   </w:t>
       </w:r>
       <w:r>
         <w:rPr>
@@ -33984,7 +33959,7 @@
           <w:sz w:val="22"/>
           <w:szCs w:val="22"/>
         </w:rPr>
-        <w:t xml:space="preserve">Worksheet (pairs, then alone, then stretch)</w:t>
+        <w:t xml:space="preserve">Worksheet (pairs, then alone)</w:t>
       </w:r>
     </w:p>
     <w:p>
@@ -34010,7 +33985,7 @@
           <w:sz w:val="21"/>
           <w:szCs w:val="21"/>
         </w:rPr>
-        <w:t xml:space="preserve">Minute 40: give out the workbook. Read the title of Lesson 7 aloud. Say “Pairs first. Talk before you write.”</w:t>
+        <w:t xml:space="preserve">Minute 34: give out the workbook. Read the title of Lesson 7 aloud. Say “Pairs first. Talk before you write.”</w:t>
       </w:r>
     </w:p>
     <w:p>
@@ -34036,7 +34011,7 @@
           <w:sz w:val="21"/>
           <w:szCs w:val="21"/>
         </w:rPr>
-        <w:t xml:space="preserve">Minutes 40 to 52: pairs work together on the first page. Minutes 52 to 62: each child works alone on the second page. Minutes 62 to 70: stretch and challenge.</w:t>
+        <w:t xml:space="preserve">Minutes 34 to 50: pairs work together on the first page (online, allow about 2 minutes to move into and out of breakout rooms, or run page 1 as a whole-group screen-share). Minutes 50 to 53: check page 1 together. Minutes 53 to 58: the short teaching before page 2. Minutes 58 to 76: each child works alone on the second page. Minutes 76 to 80: check page 2 together.</w:t>
       </w:r>
     </w:p>
     <w:p>
@@ -34263,7 +34238,7 @@
           <w:sz w:val="21"/>
           <w:szCs w:val="21"/>
         </w:rPr>
-        <w:t xml:space="preserve">Early finishers: give the stretch question first, then the challenge.</w:t>
+        <w:t xml:space="preserve">Early finishers: give the stretch question first, then the challenge. The Think Harder pages and the Challenge slides have no fixed time slot: they are for early finishers and for take-home.</w:t>
       </w:r>
     </w:p>
     <w:p>
@@ -34920,7 +34895,7 @@
           <w:sz w:val="22"/>
           <w:szCs w:val="22"/>
         </w:rPr>
-        <w:t xml:space="preserve">70–80 min   </w:t>
+        <w:t xml:space="preserve">80–85 min   </w:t>
       </w:r>
       <w:r>
         <w:rPr>
@@ -35211,7 +35186,7 @@
           <w:sz w:val="22"/>
           <w:szCs w:val="22"/>
         </w:rPr>
-        <w:t xml:space="preserve">80–90 min   </w:t>
+        <w:t xml:space="preserve">85–90 min   </w:t>
       </w:r>
       <w:r>
         <w:rPr>
@@ -36275,7 +36250,7 @@
           <w:sz w:val="22"/>
           <w:szCs w:val="22"/>
         </w:rPr>
-        <w:t xml:space="preserve">2–10 min   </w:t>
+        <w:t xml:space="preserve">2–8 min   </w:t>
       </w:r>
       <w:r>
         <w:rPr>
@@ -36286,7 +36261,7 @@
           <w:sz w:val="22"/>
           <w:szCs w:val="22"/>
         </w:rPr>
-        <w:t xml:space="preserve">Warm-up</w:t>
+        <w:t xml:space="preserve">Warm-up and quick questions</w:t>
       </w:r>
     </w:p>
     <w:p>
@@ -36876,7 +36851,7 @@
           <w:sz w:val="22"/>
           <w:szCs w:val="22"/>
         </w:rPr>
-        <w:t xml:space="preserve">10–25 min   </w:t>
+        <w:t xml:space="preserve">8–18 min   </w:t>
       </w:r>
       <w:r>
         <w:rPr>
@@ -37151,7 +37126,7 @@
           <w:sz w:val="21"/>
           <w:szCs w:val="21"/>
         </w:rPr>
-        <w:t xml:space="preserve">At about minute 22, say “Pencils down” and bring the group back together. Take the three questions below, one at a time.</w:t>
+        <w:t xml:space="preserve">At about minute 16, say “Pencils down” and bring the group back together. Take the three questions below, one at a time.</w:t>
       </w:r>
     </w:p>
     <w:tbl>
@@ -37491,7 +37466,7 @@
           <w:sz w:val="22"/>
           <w:szCs w:val="22"/>
         </w:rPr>
-        <w:t xml:space="preserve">25–35 min   </w:t>
+        <w:t xml:space="preserve">18–30 min   </w:t>
       </w:r>
       <w:r>
         <w:rPr>
@@ -37916,7 +37891,7 @@
           <w:sz w:val="21"/>
           <w:szCs w:val="21"/>
         </w:rPr>
-        <w:t xml:space="preserve">Show the key idea slide at minutes 33 to 35. The “common mistakes” on that slide are for you, not the children. Watch for them during the worksheet:</w:t>
+        <w:t xml:space="preserve">Show the key idea slide at minutes 29 to 30. The “your turn” slides are optional: skip them if you are short of time. The “common mistakes” on that slide are for you, not the children. Watch for them during the worksheet:</w:t>
       </w:r>
     </w:p>
     <w:p>
@@ -38004,7 +37979,7 @@
           <w:sz w:val="22"/>
           <w:szCs w:val="22"/>
         </w:rPr>
-        <w:t xml:space="preserve">35–40 min   </w:t>
+        <w:t xml:space="preserve">30–34 min   </w:t>
       </w:r>
       <w:r>
         <w:rPr>
@@ -38067,7 +38042,7 @@
           <w:sz w:val="21"/>
           <w:szCs w:val="21"/>
         </w:rPr>
-        <w:t xml:space="preserve">Water. Toilet break for anyone who needs it. Keep it to five minutes.</w:t>
+        <w:t xml:space="preserve">Water. Toilet break for anyone who needs it. Keep it to four minutes.</w:t>
       </w:r>
     </w:p>
     <w:p>
@@ -38086,7 +38061,7 @@
           <w:sz w:val="22"/>
           <w:szCs w:val="22"/>
         </w:rPr>
-        <w:t xml:space="preserve">40–70 min   </w:t>
+        <w:t xml:space="preserve">34–80 min   </w:t>
       </w:r>
       <w:r>
         <w:rPr>
@@ -38097,7 +38072,7 @@
           <w:sz w:val="22"/>
           <w:szCs w:val="22"/>
         </w:rPr>
-        <w:t xml:space="preserve">Worksheet (pairs, then alone, then stretch)</w:t>
+        <w:t xml:space="preserve">Worksheet (pairs, then alone)</w:t>
       </w:r>
     </w:p>
     <w:p>
@@ -38123,7 +38098,7 @@
           <w:sz w:val="21"/>
           <w:szCs w:val="21"/>
         </w:rPr>
-        <w:t xml:space="preserve">Minute 40: give out the workbook. Read the title of Lesson 8 aloud. Say “Pairs first. Talk before you write.”</w:t>
+        <w:t xml:space="preserve">Minute 34: give out the workbook. Read the title of Lesson 8 aloud. Say “Pairs first. Talk before you write.”</w:t>
       </w:r>
     </w:p>
     <w:p>
@@ -38149,7 +38124,7 @@
           <w:sz w:val="21"/>
           <w:szCs w:val="21"/>
         </w:rPr>
-        <w:t xml:space="preserve">Minutes 40 to 52: pairs work together on the first page. Minutes 52 to 62: each child works alone on the second page. Minutes 62 to 70: stretch and challenge.</w:t>
+        <w:t xml:space="preserve">Minutes 34 to 50: pairs work together on the first page (online, allow about 2 minutes to move into and out of breakout rooms, or run page 1 as a whole-group screen-share). Minutes 50 to 53: check page 1 together. Minutes 53 to 58: the short teaching before page 2. Minutes 58 to 76: each child works alone on the second page. Minutes 76 to 80: check page 2 together.</w:t>
       </w:r>
     </w:p>
     <w:p>
@@ -38376,7 +38351,7 @@
           <w:sz w:val="21"/>
           <w:szCs w:val="21"/>
         </w:rPr>
-        <w:t xml:space="preserve">Early finishers: give the stretch question first, then the challenge.</w:t>
+        <w:t xml:space="preserve">Early finishers: give the stretch question first, then the challenge. The Think Harder pages and the Challenge slides have no fixed time slot: they are for early finishers and for take-home.</w:t>
       </w:r>
     </w:p>
     <w:p>
@@ -38949,7 +38924,7 @@
                 <w:sz w:val="20"/>
                 <w:szCs w:val="20"/>
               </w:rPr>
-              <w:t xml:space="preserve">Workbook Challenge 7: Ali says: "On a dice, the numbers on the 4 side faces always add up to 14." Is he right? Explain.</w:t>
+              <w:t xml:space="preserve">Workbook Challenge 7: Shade exactly 5 squares of a 3 by 3 grid so that the pattern has 4 lines of symmetry. There are 2 ways. Find both.</w:t>
             </w:r>
           </w:p>
         </w:tc>
@@ -38982,7 +38957,7 @@
                 <w:sz w:val="20"/>
                 <w:szCs w:val="20"/>
               </w:rPr>
-              <w:t xml:space="preserve">Yes. The 4 side faces are two opposite pairs, and each pair adds up to 7: 7 + 7 = 14.</w:t>
+              <w:t xml:space="preserve">The middle square and the 4 corners (an X), or the middle square and the 4 edge-middle squares (a plus).</w:t>
             </w:r>
           </w:p>
         </w:tc>
@@ -39033,7 +39008,7 @@
           <w:sz w:val="22"/>
           <w:szCs w:val="22"/>
         </w:rPr>
-        <w:t xml:space="preserve">70–80 min   </w:t>
+        <w:t xml:space="preserve">80–85 min   </w:t>
       </w:r>
       <w:r>
         <w:rPr>
@@ -39324,7 +39299,7 @@
           <w:sz w:val="22"/>
           <w:szCs w:val="22"/>
         </w:rPr>
-        <w:t xml:space="preserve">80–90 min   </w:t>
+        <w:t xml:space="preserve">85–90 min   </w:t>
       </w:r>
       <w:r>
         <w:rPr>
@@ -39772,7 +39747,7 @@
           <w:sz w:val="20"/>
           <w:szCs w:val="20"/>
         </w:rPr>
-        <w:t xml:space="preserve">(a) The rocket: the right half is the left half flipped. Corners go to (counting squares from the left edge of the grid): nose on the line, shoulders 2 squares to the right of the line going down to the fins 4 squares to the right at the bottom, then the bottom edge 1 square right of the line and the notch up at the line.  (b) The fish: the bottom half is the top half flipped, so each point is the same number of squares below the line as it is above (tail tip 2 squares, back 1 to 3 squares, nose on the line).</w:t>
+        <w:t xml:space="preserve">(a) Rocket: flip each corner across the dashed line, the same number of squares on the other side: shoulders 2 squares to the right of the line, fin tips 4 squares to the right at the bottom, bottom edge ends 1 square right of the line, notch on the line, then join.  (b) Fish: flip each corner below the line, the same number of squares: tail tip 2 below, then 1 below, back 3 below, 2 below, nose on the line.</w:t>
       </w:r>
     </w:p>
     <w:p>
@@ -40388,7 +40363,7 @@
           <w:sz w:val="22"/>
           <w:szCs w:val="22"/>
         </w:rPr>
-        <w:t xml:space="preserve">2–10 min   </w:t>
+        <w:t xml:space="preserve">2–8 min   </w:t>
       </w:r>
       <w:r>
         <w:rPr>
@@ -40399,7 +40374,7 @@
           <w:sz w:val="22"/>
           <w:szCs w:val="22"/>
         </w:rPr>
-        <w:t xml:space="preserve">Warm-up</w:t>
+        <w:t xml:space="preserve">Warm-up and quick questions</w:t>
       </w:r>
     </w:p>
     <w:p>
@@ -40989,7 +40964,7 @@
           <w:sz w:val="22"/>
           <w:szCs w:val="22"/>
         </w:rPr>
-        <w:t xml:space="preserve">10–25 min   </w:t>
+        <w:t xml:space="preserve">8–18 min   </w:t>
       </w:r>
       <w:r>
         <w:rPr>
@@ -41264,7 +41239,7 @@
           <w:sz w:val="21"/>
           <w:szCs w:val="21"/>
         </w:rPr>
-        <w:t xml:space="preserve">At about minute 22, say “Pencils down” and bring the group back together. Take the three questions below, one at a time.</w:t>
+        <w:t xml:space="preserve">At about minute 16, say “Pencils down” and bring the group back together. Take the three questions below, one at a time.</w:t>
       </w:r>
     </w:p>
     <w:tbl>
@@ -41604,7 +41579,7 @@
           <w:sz w:val="22"/>
           <w:szCs w:val="22"/>
         </w:rPr>
-        <w:t xml:space="preserve">25–35 min   </w:t>
+        <w:t xml:space="preserve">18–30 min   </w:t>
       </w:r>
       <w:r>
         <w:rPr>
@@ -42029,7 +42004,7 @@
           <w:sz w:val="21"/>
           <w:szCs w:val="21"/>
         </w:rPr>
-        <w:t xml:space="preserve">Show the key idea slide at minutes 33 to 35. The “common mistakes” on that slide are for you, not the children. Watch for them during the worksheet:</w:t>
+        <w:t xml:space="preserve">Show the key idea slide at minutes 29 to 30. The “your turn” slides are optional: skip them if you are short of time. The “common mistakes” on that slide are for you, not the children. Watch for them during the worksheet:</w:t>
       </w:r>
     </w:p>
     <w:p>
@@ -42117,7 +42092,7 @@
           <w:sz w:val="22"/>
           <w:szCs w:val="22"/>
         </w:rPr>
-        <w:t xml:space="preserve">35–40 min   </w:t>
+        <w:t xml:space="preserve">30–34 min   </w:t>
       </w:r>
       <w:r>
         <w:rPr>
@@ -42180,7 +42155,7 @@
           <w:sz w:val="21"/>
           <w:szCs w:val="21"/>
         </w:rPr>
-        <w:t xml:space="preserve">Water. Toilet break for anyone who needs it. Keep it to five minutes.</w:t>
+        <w:t xml:space="preserve">Water. Toilet break for anyone who needs it. Keep it to four minutes.</w:t>
       </w:r>
     </w:p>
     <w:p>
@@ -42199,7 +42174,7 @@
           <w:sz w:val="22"/>
           <w:szCs w:val="22"/>
         </w:rPr>
-        <w:t xml:space="preserve">40–70 min   </w:t>
+        <w:t xml:space="preserve">34–80 min   </w:t>
       </w:r>
       <w:r>
         <w:rPr>
@@ -42210,7 +42185,7 @@
           <w:sz w:val="22"/>
           <w:szCs w:val="22"/>
         </w:rPr>
-        <w:t xml:space="preserve">Worksheet (pairs, then alone, then stretch)</w:t>
+        <w:t xml:space="preserve">Worksheet (pairs, then alone)</w:t>
       </w:r>
     </w:p>
     <w:p>
@@ -42236,7 +42211,7 @@
           <w:sz w:val="21"/>
           <w:szCs w:val="21"/>
         </w:rPr>
-        <w:t xml:space="preserve">Minute 40: give out the workbook. Read the title of Lesson 9 aloud. Say “Pairs first. Talk before you write.”</w:t>
+        <w:t xml:space="preserve">Minute 34: give out the workbook. Read the title of Lesson 9 aloud. Say “Pairs first. Talk before you write.”</w:t>
       </w:r>
     </w:p>
     <w:p>
@@ -42262,7 +42237,7 @@
           <w:sz w:val="21"/>
           <w:szCs w:val="21"/>
         </w:rPr>
-        <w:t xml:space="preserve">Minutes 40 to 52: pairs work together on the first page. Minutes 52 to 62: each child works alone on the second page. Minutes 62 to 70: stretch and challenge.</w:t>
+        <w:t xml:space="preserve">Minutes 34 to 50: pairs work together on the first page (online, allow about 2 minutes to move into and out of breakout rooms, or run page 1 as a whole-group screen-share). Minutes 50 to 53: check page 1 together. Minutes 53 to 58: the short teaching before page 2. Minutes 58 to 76: each child works alone on the second page. Minutes 76 to 80: check page 2 together.</w:t>
       </w:r>
     </w:p>
     <w:p>
@@ -42489,7 +42464,7 @@
           <w:sz w:val="21"/>
           <w:szCs w:val="21"/>
         </w:rPr>
-        <w:t xml:space="preserve">Early finishers: give the stretch question first, then the challenge.</w:t>
+        <w:t xml:space="preserve">Early finishers: give the stretch question first, then the challenge. The Think Harder pages and the Challenge slides have no fixed time slot: they are for early finishers and for take-home.</w:t>
       </w:r>
     </w:p>
     <w:p>
@@ -42636,7 +42611,7 @@
                 <w:sz w:val="20"/>
                 <w:szCs w:val="20"/>
               </w:rPr>
-              <w:t xml:space="preserve">Workbook Think Harder 1: Visitors to a museum: Monday 120, Tuesday 95, Wednesday 140, Thursday 110. Between which two days was the biggest change? Was it an increase or a decrease?</w:t>
+              <w:t xml:space="preserve">Workbook Think Harder 1: A table shows that Class 4A has 28 boys and 6 more girls than boys. Class 4B has 63 pupils, with 5 more girls than boys. Which class has more girls?</w:t>
             </w:r>
           </w:p>
         </w:tc>
@@ -42669,7 +42644,7 @@
                 <w:sz w:val="20"/>
                 <w:szCs w:val="20"/>
               </w:rPr>
-              <w:t xml:space="preserve">Tuesday to Wednesday: an increase of 45. (The other changes are down 25 and down 30.)</w:t>
+              <w:t xml:space="preserve">Neither: both have 34 girls. (4A: 28 + 6 = 34. 4B: 63 − 5 = 58, 58 ÷ 2 = 29 boys, 29 + 5 = 34 girls.)</w:t>
             </w:r>
           </w:p>
         </w:tc>
@@ -43146,7 +43121,7 @@
           <w:sz w:val="22"/>
           <w:szCs w:val="22"/>
         </w:rPr>
-        <w:t xml:space="preserve">70–80 min   </w:t>
+        <w:t xml:space="preserve">80–85 min   </w:t>
       </w:r>
       <w:r>
         <w:rPr>
@@ -43437,7 +43412,7 @@
           <w:sz w:val="22"/>
           <w:szCs w:val="22"/>
         </w:rPr>
-        <w:t xml:space="preserve">80–90 min   </w:t>
+        <w:t xml:space="preserve">85–90 min   </w:t>
       </w:r>
       <w:r>
         <w:rPr>
@@ -44476,7 +44451,7 @@
           <w:sz w:val="22"/>
           <w:szCs w:val="22"/>
         </w:rPr>
-        <w:t xml:space="preserve">2–10 min   </w:t>
+        <w:t xml:space="preserve">2–8 min   </w:t>
       </w:r>
       <w:r>
         <w:rPr>
@@ -44487,7 +44462,7 @@
           <w:sz w:val="22"/>
           <w:szCs w:val="22"/>
         </w:rPr>
-        <w:t xml:space="preserve">Warm-up</w:t>
+        <w:t xml:space="preserve">Warm-up and quick questions</w:t>
       </w:r>
     </w:p>
     <w:p>
@@ -45077,7 +45052,7 @@
           <w:sz w:val="22"/>
           <w:szCs w:val="22"/>
         </w:rPr>
-        <w:t xml:space="preserve">10–25 min   </w:t>
+        <w:t xml:space="preserve">8–18 min   </w:t>
       </w:r>
       <w:r>
         <w:rPr>
@@ -45378,7 +45353,7 @@
           <w:sz w:val="21"/>
           <w:szCs w:val="21"/>
         </w:rPr>
-        <w:t xml:space="preserve">At about minute 22, say “Pencils down” and bring the group back together. Take the three questions below, one at a time.</w:t>
+        <w:t xml:space="preserve">At about minute 16, say “Pencils down” and bring the group back together. Take the three questions below, one at a time.</w:t>
       </w:r>
     </w:p>
     <w:tbl>
@@ -45718,7 +45693,7 @@
           <w:sz w:val="22"/>
           <w:szCs w:val="22"/>
         </w:rPr>
-        <w:t xml:space="preserve">25–35 min   </w:t>
+        <w:t xml:space="preserve">18–30 min   </w:t>
       </w:r>
       <w:r>
         <w:rPr>
@@ -46143,7 +46118,7 @@
           <w:sz w:val="21"/>
           <w:szCs w:val="21"/>
         </w:rPr>
-        <w:t xml:space="preserve">Show the key idea slide at minutes 33 to 35. The “common mistakes” on that slide are for you, not the children. Watch for them during the worksheet:</w:t>
+        <w:t xml:space="preserve">Show the key idea slide at minutes 29 to 30. The “your turn” slides are optional: skip them if you are short of time. The “common mistakes” on that slide are for you, not the children. Watch for them during the worksheet:</w:t>
       </w:r>
     </w:p>
     <w:p>
@@ -46231,7 +46206,7 @@
           <w:sz w:val="22"/>
           <w:szCs w:val="22"/>
         </w:rPr>
-        <w:t xml:space="preserve">35–40 min   </w:t>
+        <w:t xml:space="preserve">30–34 min   </w:t>
       </w:r>
       <w:r>
         <w:rPr>
@@ -46294,7 +46269,7 @@
           <w:sz w:val="21"/>
           <w:szCs w:val="21"/>
         </w:rPr>
-        <w:t xml:space="preserve">Water. Toilet break for anyone who needs it. Keep it to five minutes.</w:t>
+        <w:t xml:space="preserve">Water. Toilet break for anyone who needs it. Keep it to four minutes.</w:t>
       </w:r>
     </w:p>
     <w:p>
@@ -46313,7 +46288,7 @@
           <w:sz w:val="22"/>
           <w:szCs w:val="22"/>
         </w:rPr>
-        <w:t xml:space="preserve">40–70 min   </w:t>
+        <w:t xml:space="preserve">34–80 min   </w:t>
       </w:r>
       <w:r>
         <w:rPr>
@@ -46324,7 +46299,7 @@
           <w:sz w:val="22"/>
           <w:szCs w:val="22"/>
         </w:rPr>
-        <w:t xml:space="preserve">Worksheet (pairs, then alone, then stretch)</w:t>
+        <w:t xml:space="preserve">Worksheet (pairs, then alone)</w:t>
       </w:r>
     </w:p>
     <w:p>
@@ -46350,7 +46325,7 @@
           <w:sz w:val="21"/>
           <w:szCs w:val="21"/>
         </w:rPr>
-        <w:t xml:space="preserve">Minute 40: give out the workbook. Read the title of Lesson 10 aloud. Say “Pairs first. Talk before you write.”</w:t>
+        <w:t xml:space="preserve">Minute 34: give out the workbook. Read the title of Lesson 10 aloud. Say “Pairs first. Talk before you write.”</w:t>
       </w:r>
     </w:p>
     <w:p>
@@ -46376,7 +46351,7 @@
           <w:sz w:val="21"/>
           <w:szCs w:val="21"/>
         </w:rPr>
-        <w:t xml:space="preserve">Minutes 40 to 52: pairs work together on the first page. Minutes 52 to 62: each child works alone on the second page. Minutes 62 to 70: stretch and challenge.</w:t>
+        <w:t xml:space="preserve">Minutes 34 to 50: pairs work together on the first page (online, allow about 2 minutes to move into and out of breakout rooms, or run page 1 as a whole-group screen-share). Minutes 50 to 53: check page 1 together. Minutes 53 to 58: the short teaching before page 2. Minutes 58 to 76: each child works alone on the second page. Minutes 76 to 80: check page 2 together.</w:t>
       </w:r>
     </w:p>
     <w:p>
@@ -46603,7 +46578,7 @@
           <w:sz w:val="21"/>
           <w:szCs w:val="21"/>
         </w:rPr>
-        <w:t xml:space="preserve">Early finishers: give the stretch question first, then the challenge.</w:t>
+        <w:t xml:space="preserve">Early finishers: give the stretch question first, then the challenge. The Think Harder pages and the Challenge slides have no fixed time slot: they are for early finishers and for take-home.</w:t>
       </w:r>
     </w:p>
     <w:p>
@@ -47260,7 +47235,7 @@
           <w:sz w:val="22"/>
           <w:szCs w:val="22"/>
         </w:rPr>
-        <w:t xml:space="preserve">70–80 min   </w:t>
+        <w:t xml:space="preserve">80–85 min   </w:t>
       </w:r>
       <w:r>
         <w:rPr>
@@ -47551,7 +47526,7 @@
           <w:sz w:val="22"/>
           <w:szCs w:val="22"/>
         </w:rPr>
-        <w:t xml:space="preserve">80–90 min   </w:t>
+        <w:t xml:space="preserve">85–90 min   </w:t>
       </w:r>
       <w:r>
         <w:rPr>
@@ -47717,7 +47692,7 @@
                 <w:sz w:val="20"/>
                 <w:szCs w:val="20"/>
               </w:rPr>
-              <w:t xml:space="preserve">A farm has ducks and goats: 10 heads and 26 legs. How many goats? Show your way in.</w:t>
+              <w:t xml:space="preserve">A farm has ducks and goats: 12 heads and 34 legs. How many goats? Show your way in.</w:t>
             </w:r>
           </w:p>
         </w:tc>
@@ -47750,7 +47725,7 @@
                 <w:sz w:val="20"/>
                 <w:szCs w:val="20"/>
               </w:rPr>
-              <w:t xml:space="preserve">3 goats (and 7 ducks). Suppose all ducks: 20 legs, 6 short, each swap adds 2 legs.</w:t>
+              <w:t xml:space="preserve">5 goats (and 7 ducks). Suppose all ducks: 24 legs, 10 short, each swap adds 2 legs, so 5 swaps. Check: 7 × 2 + 5 × 4 = 34.</w:t>
             </w:r>
           </w:p>
         </w:tc>

--- a/p4/P4_Holiday_Program_Guide.docx
+++ b/p4/P4_Holiday_Program_Guide.docx
@@ -9898,7 +9898,7 @@
                 <w:sz w:val="20"/>
                 <w:szCs w:val="20"/>
               </w:rPr>
-              <w:t xml:space="preserve">Workbook Think Harder 4: I am a multiple of 7 between 50 and 80. My digits add up to 11. Who am I?</w:t>
+              <w:t xml:space="preserve">Workbook Think Harder 4: Find ALL the numbers from 1 to 60 that have exactly 3 factors. What do the numbers have in common?</w:t>
             </w:r>
           </w:p>
         </w:tc>
@@ -9931,7 +9931,7 @@
                 <w:sz w:val="20"/>
                 <w:szCs w:val="20"/>
               </w:rPr>
-              <w:t xml:space="preserve">56 (the multiples of 7 are 56, 63, 70, 77; only 5 + 6 = 11).</w:t>
+              <w:t xml:space="preserve">4, 9, 25 and 49. Each is a number times itself (2 × 2, 3 × 3, 5 × 5, 7 × 7), where that number has only 2 factors. 16 = 4 × 4 has 5 factors and 36 has 9.</w:t>
             </w:r>
           </w:p>
         </w:tc>
@@ -9969,7 +9969,7 @@
                 <w:sz w:val="20"/>
                 <w:szCs w:val="20"/>
               </w:rPr>
-              <w:t xml:space="preserve">Workbook Challenge 5: Three school bells ring every 4 minutes, every 6 minutes and every 10 minutes. They all ring together at 9:00 am. When do they next all ring together?</w:t>
+              <w:t xml:space="preserve">Workbook Challenge 5: Bus A leaves a stop every 6 minutes and Bus B every 9 minutes. Bus C leaves every ___ minutes. All three leave together at 9:00 am, and they next leave together at 9:36 am. What could the gap for Bus C be? Find ALL the whole-minute answers. Then make up a puzzle like this one for a partner.</w:t>
             </w:r>
           </w:p>
         </w:tc>
@@ -10002,7 +10002,7 @@
                 <w:sz w:val="20"/>
                 <w:szCs w:val="20"/>
               </w:rPr>
-              <w:t xml:space="preserve">10:00 am. The smallest common multiple of 4, 6 and 10 is 60 minutes.</w:t>
+              <w:t xml:space="preserve">4, 12 or 36 minutes. The smallest common multiple of 6 and 9 is 18, so Bus C's gap must be a factor of 36 that makes the first meeting 36 (not 18). 1, 2, 3, 6, 9 and 18 all give 18, so they do not work. Puzzles will vary: check that the partner's answer really gives the stated time.</w:t>
             </w:r>
           </w:p>
         </w:tc>
@@ -10959,7 +10959,7 @@
           <w:sz w:val="20"/>
           <w:szCs w:val="20"/>
         </w:rPr>
-        <w:t xml:space="preserve">(a) 6: 4 factors, 9: 3, 10: 4, 15: 4, 16: 5, 25: 3  (b) 9 and 25. Each is a number times itself (3 × 3 and 5 × 5).  (c) 4, 9, 25, 49</w:t>
+        <w:t xml:space="preserve">(a) 6: 4 factors, 9: 3, 10: 4, 15: 4, 16: 5, 25: 3  (b) 9 and 25. Each is a number times itself (3 × 3 and 5 × 5).  (c) Yes: 1, 7, 49. It is 7 × 7, a number times itself, like 9 and 25.</w:t>
       </w:r>
     </w:p>
     <w:p>
@@ -14153,7 +14153,7 @@
                 <w:sz w:val="20"/>
                 <w:szCs w:val="20"/>
               </w:rPr>
-              <w:t xml:space="preserve">Workbook Challenge 6: A 5-digit number has all its digits different, and its digits add up to 10. What is the largest it can be? What is the smallest?</w:t>
+              <w:t xml:space="preserve">Workbook Challenge 6: Make up your own number riddle about a 5-digit number. Use a rounding clue, a clue about the digits and an odd-or-even clue, so that exactly ONE number fits. Check your riddle: list every number that fits the rounding clue, then cross out the ones that break the other clues. Swap riddles with a partner.</w:t>
             </w:r>
           </w:p>
         </w:tc>
@@ -14186,7 +14186,7 @@
                 <w:sz w:val="20"/>
                 <w:szCs w:val="20"/>
               </w:rPr>
-              <w:t xml:space="preserve">Largest 43 210, smallest 10 234 (the only five different digits that add up to 10 are 0, 1, 2, 3, 4).</w:t>
+              <w:t xml:space="preserve">Riddles will vary. Check that the rounding clue gives the right range and that only one number is left. Model riddle: "Rounded to the nearest thousand I am 30 000. All my digits are different. My digits add up to 12. I am odd." The only number is 30 261.</w:t>
             </w:r>
           </w:p>
         </w:tc>
@@ -14224,7 +14224,7 @@
                 <w:sz w:val="20"/>
                 <w:szCs w:val="20"/>
               </w:rPr>
-              <w:t xml:space="preserve">Workbook Challenge 7: The distance counter on Mr Tan's car shows 39 993 km. This number is a palindrome: it reads the same forwards and backwards. What is the next palindrome the counter will show? How many more kilometres is that?</w:t>
+              <w:t xml:space="preserve">Workbook Challenge 7: The distance counter on Mr Tan’s car shows 39 993 km. This number is a palindrome: it reads the same forwards and backwards. What is the next palindrome the counter will show? How many more kilometres is that?</w:t>
             </w:r>
           </w:p>
         </w:tc>
@@ -14997,7 +14997,7 @@
           <w:sz w:val="20"/>
           <w:szCs w:val="20"/>
         </w:rPr>
-        <w:t xml:space="preserve">(a) Smallest 62 500, largest 63 499  (b) 5 350, 5 351, 5 352, 5 353, 5 354 (5 numbers)</w:t>
+        <w:t xml:space="preserve">(a) Smallest 62 500, largest 63 499  (b) 5345, 5346, 5347, 5348, 5349, 5350, 5351, 5352, 5353, 5354 (10 numbers)</w:t>
       </w:r>
     </w:p>
     <w:p>
@@ -18337,7 +18337,7 @@
                 <w:sz w:val="20"/>
                 <w:szCs w:val="20"/>
               </w:rPr>
-              <w:t xml:space="preserve">Workbook Challenge 7: In a number chain, each number after the first two is the sum of the two before it. The 5th number is 30 and the 6th number is 49. What is the 1st number?</w:t>
+              <w:t xml:space="preserve">Workbook Challenge 7: The number trick: think of a number, multiply by 5, add 35, divide by 5, take away your number. It always ends with 7. (a) What must you change so that it always ends with 10? (b) Make up your own number trick with four steps that always ends with 3. Test it with two numbers and explain why it works.</w:t>
             </w:r>
           </w:p>
         </w:tc>
@@ -18370,7 +18370,7 @@
                 <w:sz w:val="20"/>
                 <w:szCs w:val="20"/>
               </w:rPr>
-              <w:t xml:space="preserve">3. Work backwards: 4th = 49 − 30 = 19, 3rd = 30 − 19 = 11, 2nd = 19 − 11 = 8, 1st = 11 − 8 = 3. The chain is 3, 8, 11, 19, 30, 49.</w:t>
+              <w:t xml:space="preserve">(a) Change the +35 to +50: the added number divided by 5 is what is left at the end. (b) Answers vary. Model: × 4, + 12, ÷ 4, − your number: always 3, because × 4 then ÷ 4 gets the number back, and 12 ÷ 4 = 3 is added.</w:t>
             </w:r>
           </w:p>
         </w:tc>
@@ -19135,7 +19135,7 @@
           <w:sz w:val="20"/>
           <w:szCs w:val="20"/>
         </w:rPr>
-        <w:t xml:space="preserve">(a) 41  (b) (4 + 8) × 5 − 3 = 57  (c) 4 + 8 × (5 − 3) = 20  (d) (4 + 8) × (5 − 3) = 12 × 2 = 24</w:t>
+        <w:t xml:space="preserve">(a) 41  (b) (4 + 8) × 5 − 3 = 57  (c) 4 + 8 × (5 − 3) = 20</w:t>
       </w:r>
     </w:p>
     <w:p>
@@ -22333,7 +22333,7 @@
                 <w:sz w:val="20"/>
                 <w:szCs w:val="20"/>
               </w:rPr>
-              <w:t xml:space="preserve">Workbook Challenge 5: I am a fraction equal to 3/4. My numerator and denominator add up to 28. Who am I?</w:t>
+              <w:t xml:space="preserve">Workbook Challenge 5: Mei takes 1/2 of the sweets in a jar. Ali takes 1/3 of the sweets. There are 5 sweets left. (a) How many sweets were in the jar at first? (b) What if 7 sweets were left? (c) Make up your own puzzle with two other fractions taken from a jar and a number of sweets left, and solve it.</w:t>
             </w:r>
           </w:p>
         </w:tc>
@@ -22366,7 +22366,7 @@
                 <w:sz w:val="20"/>
                 <w:szCs w:val="20"/>
               </w:rPr>
-              <w:t xml:space="preserve">12/16. 3/4 has 3 + 4 = 7 parts; 28 ÷ 7 = 4, so 3 × 4 = 12 and 4 × 4 = 16.</w:t>
+              <w:t xml:space="preserve">(a) 30 sweets: 1/2 + 1/3 = 5/6 are taken, so 1/6 is left; 1/6 = 5, so 6/6 = 30. (b) 42 sweets (1/6 = 7). The jar always holds 6 times the number left. (c) Puzzles will vary: check that the fractions taken add to less than 1 and that the left-over fraction was found first.</w:t>
             </w:r>
           </w:p>
         </w:tc>
@@ -26375,7 +26375,7 @@
                 <w:sz w:val="20"/>
                 <w:szCs w:val="20"/>
               </w:rPr>
-              <w:t xml:space="preserve">Workbook Think Harder 4: A ribbon 4.8 m long is cut into 6 equal pieces. How long is each piece? Ravi uses 4 of the pieces. How much ribbon does he use?</w:t>
+              <w:t xml:space="preserve">Workbook Think Harder 4: Mystery decimal. I have 3 decimal places and I am between 4 and 5. Rounded to 1 decimal place, I am 4.7. My hundredths digit is 2 more than my tenths digit. My digits add up to 25. Who am I?</w:t>
             </w:r>
           </w:p>
         </w:tc>
@@ -26408,7 +26408,7 @@
                 <w:sz w:val="20"/>
                 <w:szCs w:val="20"/>
               </w:rPr>
-              <w:t xml:space="preserve">0.8 m each; 3.2 m</w:t>
+              <w:t xml:space="preserve">4.687 (rounds to 4.7, so tenths 6 or 7; tenths 7 would make hundredths 9, 4.79…, too big; so 4.68_ and 4 + 6 + 8 + 7 = 25).</w:t>
             </w:r>
           </w:p>
         </w:tc>
@@ -26446,7 +26446,7 @@
                 <w:sz w:val="20"/>
                 <w:szCs w:val="20"/>
               </w:rPr>
-              <w:t xml:space="preserve">Workbook Challenge 5: Use the digit cards 1, 2, 4, 8 and a decimal point once each to make a number with 2 decimal places. Which number is closest to 50?</w:t>
+              <w:t xml:space="preserve">Workbook Challenge 5: Make up your own "closest to" puzzle. Choose four digit cards and a decimal point (the point goes between two digits). Pick a target number and find the number with 2 decimal places that is closest to it. Then ask: what if the target changes? Swap puzzles with a partner and check each other’s answers.</w:t>
             </w:r>
           </w:p>
         </w:tc>
@@ -26479,7 +26479,7 @@
                 <w:sz w:val="20"/>
                 <w:szCs w:val="20"/>
               </w:rPr>
-              <w:t xml:space="preserve">48.21 (1.79 away; 48.12 is 1.88 away, and numbers starting with 8 are far too big)</w:t>
+              <w:t xml:space="preserve">Puzzles will vary: check by listing every number that can be made. Model: cards 3, 5, 6, 9 and target 40: the closest is 39.65 (0.35 away); the next is 39.56 (0.44 away). What if the target is 50? Then the closest is 53.69 (3.69 away); the closest below 50 is 39.65, which is 10.35 away.</w:t>
             </w:r>
           </w:p>
         </w:tc>
@@ -27333,7 +27333,7 @@
           <w:sz w:val="20"/>
           <w:szCs w:val="20"/>
         </w:rPr>
-        <w:t xml:space="preserve">(a) 3.045, 3.054, 3.405, 3.45, 3.5  (b) No. Line up the points: 3.405 and 3.450 have the same tenths, but 0 hundredths is less than 5 hundredths, so 3.405 is smaller.  (c) 6, 7, 8 and 9 (5.57 is smaller than 5.62).</w:t>
+        <w:t xml:space="preserve">(a) 3.045, 3.054, 3.405, 3.45, 3.5  (b) No. Line up the points: 3.405 and 3.450 have the same tenths, but 0 hundredths is less than 5 hundredths, so 3.405 is smaller. </w:t>
       </w:r>
     </w:p>
     <w:p>
@@ -27434,31 +27434,6 @@
           <w:szCs w:val="20"/>
         </w:rPr>
         <w:t xml:space="preserve">(a) 0.4 kg (2.85 − 0.45 = 2.40 kg for 6 cans, 2.40 ÷ 6 = 0.4)  (b) 2.05 kg (2.85 − 0.8)</w:t>
-      </w:r>
-    </w:p>
-    <w:p>
-      <w:pPr>
-        <w:keepLines/>
-        <w:spacing w:after="50" w:before="0" w:line="270" w:lineRule="auto"/>
-        <w:ind w:left="240"/>
-      </w:pPr>
-      <w:r>
-        <w:rPr>
-          <w:rFonts w:ascii="Arial" w:cs="Arial" w:eastAsia="Arial" w:hAnsi="Arial"/>
-          <w:b/>
-          <w:bCs/>
-          <w:sz w:val="20"/>
-          <w:szCs w:val="20"/>
-        </w:rPr>
-        <w:t xml:space="preserve">Q7  </w:t>
-      </w:r>
-      <w:r>
-        <w:rPr>
-          <w:rFonts w:ascii="Arial" w:cs="Arial" w:eastAsia="Arial" w:hAnsi="Arial"/>
-          <w:sz w:val="20"/>
-          <w:szCs w:val="20"/>
-        </w:rPr>
-        <w:t xml:space="preserve">4.687 (rounds to 4.7, so tenths 6 or 7; tenths 7 would make hundredths 9, 4.79…, too big; so 4.68_ and 4 + 6 + 8 + 7 = 25).</w:t>
       </w:r>
     </w:p>
     <w:p>
@@ -30556,7 +30531,7 @@
                 <w:sz w:val="20"/>
                 <w:szCs w:val="20"/>
               </w:rPr>
-              <w:t xml:space="preserve">Workbook Challenge 5: What is the angle between the hands of a clock at 9:30?</w:t>
+              <w:t xml:space="preserve">Workbook Challenge 5: Make up your own clock-angle puzzle. Choose a time that is NOT an o’clock time (half past is easiest), work out the angle between the hands, and write your puzzle as "What is the angle at …?". Draw the clock to check your answer. Then find a second time with the same angle.</w:t>
             </w:r>
           </w:p>
         </w:tc>
@@ -30589,7 +30564,7 @@
                 <w:sz w:val="20"/>
                 <w:szCs w:val="20"/>
               </w:rPr>
-              <w:t xml:space="preserve">105° (the hour hand is halfway between 9 and 10; from it to the 6 is 3 and a half spaces: 3 × 30° + 15°)</w:t>
+              <w:t xml:space="preserve">Puzzles will vary. Model: 9:30 is 105° (the hour hand is halfway between 9 and 10, 3 and a half spaces, 3 × 30° + 15°). Another time with the same angle is 2:30.</w:t>
             </w:r>
           </w:p>
         </w:tc>
@@ -30698,7 +30673,7 @@
                 <w:sz w:val="20"/>
                 <w:szCs w:val="20"/>
               </w:rPr>
-              <w:t xml:space="preserve">Workbook Challenge 7: Two squares share one corner O and overlap, like Q5(c). The angle covered by both squares together (from the outside side of one square to the outside side of the other) is 160°. What is the angle where the squares overlap?</w:t>
+              <w:t xml:space="preserve">Workbook Challenge 7: Two squares share one corner O and overlap, like the picture. The angle covered by both squares together (from the outside side of one square to the outside side of the other) is 160°. What is the angle where the squares overlap?</w:t>
             </w:r>
           </w:p>
         </w:tc>
@@ -31518,7 +31493,7 @@
           <w:sz w:val="20"/>
           <w:szCs w:val="20"/>
         </w:rPr>
-        <w:t xml:space="preserve">(a) ∠a = 32° (90° − 58°)  (b) ∠b = 27° (90° − 15° − 48°)  (c) ∠c = 150° (90° + 90° − 30°; the 30° overlap is counted twice)</w:t>
+        <w:t xml:space="preserve">(a) ∠a = 32° (90° − 58°)  (b) ∠b = 27° (90° − 15° − 48°)</w:t>
       </w:r>
     </w:p>
     <w:p>
@@ -34669,7 +34644,7 @@
                 <w:sz w:val="20"/>
                 <w:szCs w:val="20"/>
               </w:rPr>
-              <w:t xml:space="preserve">Workbook Challenge 5: Mei makes a rectangle with 36 square tiles (each 1 cm by 1 cm). Ben makes a different rectangle with 36 tiles. Ben’s perimeter is 16 cm longer than Mei’s. What are the two rectangles?</w:t>
+              <w:t xml:space="preserve">Workbook Challenge 5: Make up your own fencing puzzle like Ravi’s: choose a length of fence (a whole number of metres, more than 20) and say whether one side is a wall. Find the largest area the pen can have, and prove it by listing every whole-metre pen. Swap puzzles with a partner and check each other’s lists.</w:t>
             </w:r>
           </w:p>
         </w:tc>
@@ -34702,7 +34677,7 @@
                 <w:sz w:val="20"/>
                 <w:szCs w:val="20"/>
               </w:rPr>
-              <w:t xml:space="preserve">Mei 6 cm by 6 cm (24 cm), Ben 2 cm by 18 cm (40 cm). The perimeters for 36 are 74, 40, 30, 26 and 24; only 40 and 24 differ by 16.</w:t>
+              <w:t xml:space="preserve">Puzzles will vary: check that every whole-metre pen is listed. Model: 30 m of fence, no wall: the sides add to 15, and 7 m by 8 m gives the largest area, 56 m². With a wall on one side: 7 m, 16 m, 7 m (or 8 m, 14 m, 8 m) both give the largest area, 112 m².</w:t>
             </w:r>
           </w:p>
         </w:tc>
@@ -38782,7 +38757,7 @@
                 <w:sz w:val="20"/>
                 <w:szCs w:val="20"/>
               </w:rPr>
-              <w:t xml:space="preserve">Workbook Challenge 5: Three dice are stacked in a tower on a table. The top face of the tower shows 5. What is the total of the numbers on all the faces you cannot see (the faces touching each other and the table)?</w:t>
+              <w:t xml:space="preserve">Workbook Challenge 5: Design your own dice. Draw a net of a cube that is not one of the nets in this lesson, and write the numbers 1 to 6 on it so that opposite faces add up to 7. Name each pair of opposite faces to prove it works. Then rub out two numbers and challenge a partner to put them back.</w:t>
             </w:r>
           </w:p>
         </w:tc>
@@ -38815,7 +38790,7 @@
                 <w:sz w:val="20"/>
                 <w:szCs w:val="20"/>
               </w:rPr>
-              <w:t xml:space="preserve">16. The top dice: its bottom is 2 (5 + 2 = 7). The middle dice: top and bottom are opposite, 7. The bottom dice: top and bottom, 7. 2 + 7 + 7 = 16.</w:t>
+              <w:t xml:space="preserve">Designs will vary: check each pair of opposite faces on the net adds up to 7. Model: a row of four squares 2, 1, 5, 6 with a 3 above the 1 and a 4 below the 1. Opposite pairs: 2 and 5, 1 and 6 (first and third, second and fourth in the row), and 3 and 4 (above and below).</w:t>
             </w:r>
           </w:p>
         </w:tc>
@@ -43037,7 +43012,7 @@
                 <w:sz w:val="20"/>
                 <w:szCs w:val="20"/>
               </w:rPr>
-              <w:t xml:space="preserve">Workbook Challenge 7: A graph’s scale starts at 200 and each line is worth 50. Monday’s point is 2 lines up and Tuesday’s point is 6 lines up. Ravi says Tuesday’s number is 3 times Monday’s. Is he right? Explain.</w:t>
+              <w:t xml:space="preserve">Workbook Challenge 7: Four numbers: 52, 54, 56, 58. Choose where the scale starts and how much each line is worth, so that a line graph of these numbers looks (a) like a huge increase and (b) like hardly any increase. Write both scales and a sentence a shop owner might say with each graph. Which graph is fair? Why?</w:t>
             </w:r>
           </w:p>
         </w:tc>
@@ -43070,7 +43045,7 @@
                 <w:sz w:val="20"/>
                 <w:szCs w:val="20"/>
               </w:rPr>
-              <w:t xml:space="preserve">No. Monday is 300 and Tuesday is 500. 3 times 300 is 900.</w:t>
+              <w:t xml:space="preserve">Answers vary. (a) Start at 50 with each line worth 1: the line climbs steeply. (b) Start at 0 with each line worth 20: the line is almost flat. A fair graph starts at 0 or says clearly that it does not, so the viewer can see the real change of 6. Both graphs show the same numbers.</w:t>
             </w:r>
           </w:p>
         </w:tc>
@@ -47151,7 +47126,7 @@
                 <w:sz w:val="20"/>
                 <w:szCs w:val="20"/>
               </w:rPr>
-              <w:t xml:space="preserve">Workbook Challenge 7: Ben’s uncle is 4 times as old as Ben. In 10 years, his uncle will be only twice as old as Ben. How old is Ben now?</w:t>
+              <w:t xml:space="preserve">Workbook Challenge 7: Make up your own heads-and-legs puzzle (chickens and goats, or bicycles and cars) that has exactly ONE answer. Check it by trying every number of one animal. Then explain why a farmer who counts 12 heads and 35 legs on a farm with only chickens and goats must have counted wrong.</w:t>
             </w:r>
           </w:p>
         </w:tc>
@@ -47184,7 +47159,7 @@
                 <w:sz w:val="20"/>
                 <w:szCs w:val="20"/>
               </w:rPr>
-              <w:t xml:space="preserve">5 (uncle 20; in 10 years 15 and 30)</w:t>
+              <w:t xml:space="preserve">Puzzles will vary: check by trying every possible number. Model: 10 vehicles, 32 wheels, cars (4 wheels) and motorcycles (2 wheels): 6 cars and 4 motorcycles is the only way. Why 35 is impossible: every chicken has 2 legs and every goat has 4, so the total number of legs is always even, and 35 is odd.</w:t>
             </w:r>
           </w:p>
         </w:tc>
